--- a/Tareas_Martin/Letras/Reporte_Reconocimiento_GHI_Deisy_Franco.docx
+++ b/Tareas_Martin/Letras/Reporte_Reconocimiento_GHI_Deisy_Franco.docx
@@ -4,19 +4,129 @@
   <w:body>
     <w:p>
       <w:pPr>
+        <w:spacing w:after="200" w:line="276" w:lineRule="auto"/>
+        <w:rPr>
+          <w:lang w:val="es-MX"/>
+        </w:rPr>
+      </w:pPr>
+      <w:r>
+        <w:rPr>
+          <w:lang w:val="es-MX"/>
+        </w:rPr>
+        <w:drawing>
+          <wp:anchor distT="0" distB="0" distL="114300" distR="114300" simplePos="0" relativeHeight="251658240" behindDoc="0" locked="0" layoutInCell="1" allowOverlap="1" wp14:anchorId="3BC49416" wp14:editId="5E8CDB87">
+            <wp:simplePos x="0" y="0"/>
+            <wp:positionH relativeFrom="column">
+              <wp:posOffset>-749935</wp:posOffset>
+            </wp:positionH>
+            <wp:positionV relativeFrom="paragraph">
+              <wp:posOffset>-957580</wp:posOffset>
+            </wp:positionV>
+            <wp:extent cx="7759700" cy="10972249"/>
+            <wp:effectExtent l="0" t="0" r="0" b="635"/>
+            <wp:wrapNone/>
+            <wp:docPr id="1832213212" name="Picture 2"/>
+            <wp:cNvGraphicFramePr>
+              <a:graphicFrameLocks xmlns:a="http://schemas.openxmlformats.org/drawingml/2006/main" noChangeAspect="1"/>
+            </wp:cNvGraphicFramePr>
+            <a:graphic xmlns:a="http://schemas.openxmlformats.org/drawingml/2006/main">
+              <a:graphicData uri="http://schemas.openxmlformats.org/drawingml/2006/picture">
+                <pic:pic xmlns:pic="http://schemas.openxmlformats.org/drawingml/2006/picture">
+                  <pic:nvPicPr>
+                    <pic:cNvPr id="0" name="Picture 6"/>
+                    <pic:cNvPicPr>
+                      <a:picLocks noChangeAspect="1" noChangeArrowheads="1"/>
+                    </pic:cNvPicPr>
+                  </pic:nvPicPr>
+                  <pic:blipFill>
+                    <a:blip r:embed="rId8">
+                      <a:extLst>
+                        <a:ext uri="{28A0092B-C50C-407E-A947-70E740481C1C}">
+                          <a14:useLocalDpi xmlns:a14="http://schemas.microsoft.com/office/drawing/2010/main" val="0"/>
+                        </a:ext>
+                      </a:extLst>
+                    </a:blip>
+                    <a:srcRect/>
+                    <a:stretch>
+                      <a:fillRect/>
+                    </a:stretch>
+                  </pic:blipFill>
+                  <pic:spPr bwMode="auto">
+                    <a:xfrm>
+                      <a:off x="0" y="0"/>
+                      <a:ext cx="7759700" cy="10972249"/>
+                    </a:xfrm>
+                    <a:prstGeom prst="rect">
+                      <a:avLst/>
+                    </a:prstGeom>
+                    <a:noFill/>
+                    <a:ln>
+                      <a:noFill/>
+                    </a:ln>
+                  </pic:spPr>
+                </pic:pic>
+              </a:graphicData>
+            </a:graphic>
+            <wp14:sizeRelH relativeFrom="margin">
+              <wp14:pctWidth>0</wp14:pctWidth>
+            </wp14:sizeRelH>
+            <wp14:sizeRelV relativeFrom="margin">
+              <wp14:pctHeight>0</wp14:pctHeight>
+            </wp14:sizeRelV>
+          </wp:anchor>
+        </w:drawing>
+      </w:r>
+    </w:p>
+    <w:p>
+      <w:pPr>
+        <w:spacing w:after="200" w:line="276" w:lineRule="auto"/>
+        <w:rPr>
+          <w:rFonts w:hint="eastAsia"/>
+          <w:b/>
+          <w:color w:val="0B1F3A"/>
+          <w:sz w:val="42"/>
+          <w:lang w:val="es-MX"/>
+        </w:rPr>
+      </w:pPr>
+      <w:r>
+        <w:rPr>
+          <w:rFonts w:hint="eastAsia"/>
+          <w:lang w:val="es-MX"/>
+        </w:rPr>
+        <w:br w:type="page"/>
+      </w:r>
+    </w:p>
+    <w:p>
+      <w:pPr>
         <w:pStyle w:val="TituloGHI"/>
         <w:jc w:val="center"/>
         <w:rPr>
           <w:rFonts w:hint="eastAsia"/>
+          <w:lang w:val="es-MX"/>
         </w:rPr>
       </w:pPr>
       <w:r>
+        <w:rPr>
+          <w:lang w:val="es-MX"/>
+        </w:rPr>
+        <w:lastRenderedPageBreak/>
         <w:t>Reconocimiento de caracteres G, H e I</w:t>
       </w:r>
       <w:r>
+        <w:rPr>
+          <w:lang w:val="es-MX"/>
+        </w:rPr>
         <w:br/>
-        <w:t>mediante un perceptrón multicategoría</w:t>
+        <w:t xml:space="preserve">mediante un perceptrón </w:t>
       </w:r>
+      <w:proofErr w:type="spellStart"/>
+      <w:r>
+        <w:rPr>
+          <w:lang w:val="es-MX"/>
+        </w:rPr>
+        <w:t>multicategoría</w:t>
+      </w:r>
+      <w:proofErr w:type="spellEnd"/>
     </w:p>
     <w:p>
       <w:pPr>
@@ -24,12 +134,14 @@
         <w:jc w:val="center"/>
         <w:rPr>
           <w:rFonts w:hint="eastAsia"/>
+          <w:lang w:val="es-MX"/>
         </w:rPr>
       </w:pPr>
       <w:r>
         <w:rPr>
           <w:i/>
           <w:color w:val="5A6473"/>
+          <w:lang w:val="es-MX"/>
         </w:rPr>
         <w:t>Preparación de imágenes, entrenamiento, evaluación y análisis de mapas de calor</w:t>
       </w:r>
@@ -37,8 +149,14 @@
     <w:p>
       <w:pPr>
         <w:pStyle w:val="Heading1"/>
+        <w:rPr>
+          <w:lang w:val="es-MX"/>
+        </w:rPr>
       </w:pPr>
       <w:r>
+        <w:rPr>
+          <w:lang w:val="es-MX"/>
+        </w:rPr>
         <w:t>Introducción</w:t>
       </w:r>
     </w:p>
@@ -46,27 +164,55 @@
       <w:pPr>
         <w:rPr>
           <w:rFonts w:hint="eastAsia"/>
+          <w:lang w:val="es-MX"/>
         </w:rPr>
       </w:pPr>
       <w:r>
-        <w:t>En este trabajo se desarrolló un sistema sencillo de reconocimiento de caracteres para clasificar imágenes correspondientes a las letras G, H e I. El modelo utilizado es un perceptrón multicategoría con tres neuronas de salida, una por cada letra.</w:t>
+        <w:rPr>
+          <w:lang w:val="es-MX"/>
+        </w:rPr>
+        <w:t xml:space="preserve">En este trabajo se desarrolló un sistema sencillo de reconocimiento de caracteres para clasificar imágenes correspondientes a las letras G, H e I. El modelo utilizado es un perceptrón </w:t>
+      </w:r>
+      <w:proofErr w:type="spellStart"/>
+      <w:r>
+        <w:rPr>
+          <w:lang w:val="es-MX"/>
+        </w:rPr>
+        <w:t>multicategoría</w:t>
+      </w:r>
+      <w:proofErr w:type="spellEnd"/>
+      <w:r>
+        <w:rPr>
+          <w:lang w:val="es-MX"/>
+        </w:rPr>
+        <w:t xml:space="preserve"> con tres neuronas de salida, una por cada letra.</w:t>
       </w:r>
     </w:p>
     <w:p>
       <w:pPr>
         <w:rPr>
           <w:rFonts w:hint="eastAsia"/>
+          <w:lang w:val="es-MX"/>
         </w:rPr>
       </w:pPr>
       <w:r>
+        <w:rPr>
+          <w:lang w:val="es-MX"/>
+        </w:rPr>
         <w:t>Las imágenes se cargaron desde carpetas organizadas por clase, se transformaron a escala de grises y se convirtieron en tensores. Posteriormente, cada imagen se representó como un vector de 64 píxeles y se transformó a valores bipolares para realizar el entrenamiento.</w:t>
       </w:r>
     </w:p>
     <w:p>
       <w:pPr>
         <w:pStyle w:val="Heading1"/>
+        <w:rPr>
+          <w:lang w:val="es-MX"/>
+        </w:rPr>
       </w:pPr>
       <w:r>
+        <w:rPr>
+          <w:lang w:val="es-MX"/>
+        </w:rPr>
         <w:t>1. Objetivo y herramientas utilizadas</w:t>
       </w:r>
     </w:p>
@@ -74,9 +220,13 @@
       <w:pPr>
         <w:rPr>
           <w:rFonts w:hint="eastAsia"/>
+          <w:lang w:val="es-MX"/>
         </w:rPr>
       </w:pPr>
       <w:r>
+        <w:rPr>
+          <w:lang w:val="es-MX"/>
+        </w:rPr>
         <w:t>El objetivo fue entrenar un modelo capaz de distinguir entre las letras G, H e I, medir su efectividad sobre un conjunto de prueba y analizar los patrones aprendidos mediante mapas de calor.</w:t>
       </w:r>
     </w:p>
@@ -109,6 +259,7 @@
                 <w:rFonts w:hint="eastAsia"/>
               </w:rPr>
             </w:pPr>
+            <w:proofErr w:type="spellStart"/>
             <w:r>
               <w:rPr>
                 <w:b/>
@@ -117,6 +268,7 @@
               </w:rPr>
               <w:t>Herramienta</w:t>
             </w:r>
+            <w:proofErr w:type="spellEnd"/>
           </w:p>
         </w:tc>
         <w:tc>
@@ -139,8 +291,36 @@
                 <w:color w:val="FFFFFF"/>
                 <w:sz w:val="18"/>
               </w:rPr>
-              <w:t>Uso dentro del proyecto</w:t>
-            </w:r>
+              <w:t xml:space="preserve">Uso </w:t>
+            </w:r>
+            <w:proofErr w:type="spellStart"/>
+            <w:r>
+              <w:rPr>
+                <w:b/>
+                <w:color w:val="FFFFFF"/>
+                <w:sz w:val="18"/>
+              </w:rPr>
+              <w:t>dentro</w:t>
+            </w:r>
+            <w:proofErr w:type="spellEnd"/>
+            <w:r>
+              <w:rPr>
+                <w:b/>
+                <w:color w:val="FFFFFF"/>
+                <w:sz w:val="18"/>
+              </w:rPr>
+              <w:t xml:space="preserve"> del </w:t>
+            </w:r>
+            <w:proofErr w:type="spellStart"/>
+            <w:r>
+              <w:rPr>
+                <w:b/>
+                <w:color w:val="FFFFFF"/>
+                <w:sz w:val="18"/>
+              </w:rPr>
+              <w:t>proyecto</w:t>
+            </w:r>
+            <w:proofErr w:type="spellEnd"/>
           </w:p>
         </w:tc>
       </w:tr>
@@ -178,11 +358,13 @@
               <w:spacing w:after="0"/>
               <w:rPr>
                 <w:rFonts w:hint="eastAsia"/>
+                <w:lang w:val="es-MX"/>
               </w:rPr>
             </w:pPr>
             <w:r>
               <w:rPr>
                 <w:sz w:val="18"/>
+                <w:lang w:val="es-MX"/>
               </w:rPr>
               <w:t>Lenguaje utilizado para implementar el procesamiento y el perceptrón.</w:t>
             </w:r>
@@ -206,12 +388,14 @@
                 <w:rFonts w:hint="eastAsia"/>
               </w:rPr>
             </w:pPr>
+            <w:proofErr w:type="spellStart"/>
             <w:r>
               <w:rPr>
                 <w:sz w:val="18"/>
               </w:rPr>
               <w:t>PyTorch</w:t>
             </w:r>
+            <w:proofErr w:type="spellEnd"/>
           </w:p>
         </w:tc>
         <w:tc>
@@ -225,11 +409,13 @@
               <w:spacing w:after="0"/>
               <w:rPr>
                 <w:rFonts w:hint="eastAsia"/>
+                <w:lang w:val="es-MX"/>
               </w:rPr>
             </w:pPr>
             <w:r>
               <w:rPr>
                 <w:sz w:val="18"/>
+                <w:lang w:val="es-MX"/>
               </w:rPr>
               <w:t>Manejo de tensores, pesos y operaciones matriciales.</w:t>
             </w:r>
@@ -252,12 +438,16 @@
                 <w:rFonts w:hint="eastAsia"/>
               </w:rPr>
             </w:pPr>
+            <w:proofErr w:type="spellStart"/>
+            <w:proofErr w:type="gramStart"/>
             <w:r>
               <w:rPr>
                 <w:sz w:val="18"/>
               </w:rPr>
               <w:t>torchvision.ImageFolder</w:t>
             </w:r>
+            <w:proofErr w:type="spellEnd"/>
+            <w:proofErr w:type="gramEnd"/>
           </w:p>
         </w:tc>
         <w:tc>
@@ -270,11 +460,13 @@
               <w:spacing w:after="0"/>
               <w:rPr>
                 <w:rFonts w:hint="eastAsia"/>
+                <w:lang w:val="es-MX"/>
               </w:rPr>
             </w:pPr>
             <w:r>
               <w:rPr>
                 <w:sz w:val="18"/>
+                <w:lang w:val="es-MX"/>
               </w:rPr>
               <w:t>Carga automática de imágenes organizadas en carpetas G, H e I.</w:t>
             </w:r>
@@ -298,12 +490,14 @@
                 <w:rFonts w:hint="eastAsia"/>
               </w:rPr>
             </w:pPr>
+            <w:proofErr w:type="spellStart"/>
             <w:r>
               <w:rPr>
                 <w:sz w:val="18"/>
               </w:rPr>
               <w:t>DataLoader</w:t>
             </w:r>
+            <w:proofErr w:type="spellEnd"/>
           </w:p>
         </w:tc>
         <w:tc>
@@ -317,11 +511,13 @@
               <w:spacing w:after="0"/>
               <w:rPr>
                 <w:rFonts w:hint="eastAsia"/>
+                <w:lang w:val="es-MX"/>
               </w:rPr>
             </w:pPr>
             <w:r>
               <w:rPr>
                 <w:sz w:val="18"/>
+                <w:lang w:val="es-MX"/>
               </w:rPr>
               <w:t>Recorrido de los conjuntos de entrenamiento y prueba con lotes de una imagen.</w:t>
             </w:r>
@@ -362,11 +558,13 @@
               <w:spacing w:after="0"/>
               <w:rPr>
                 <w:rFonts w:hint="eastAsia"/>
+                <w:lang w:val="es-MX"/>
               </w:rPr>
             </w:pPr>
             <w:r>
               <w:rPr>
                 <w:sz w:val="18"/>
+                <w:lang w:val="es-MX"/>
               </w:rPr>
               <w:t>Visualización de caracteres, mapas de calor y resultados.</w:t>
             </w:r>
@@ -377,8 +575,14 @@
     <w:p>
       <w:pPr>
         <w:pStyle w:val="Heading1"/>
+        <w:rPr>
+          <w:lang w:val="es-MX"/>
+        </w:rPr>
       </w:pPr>
       <w:r>
+        <w:rPr>
+          <w:lang w:val="es-MX"/>
+        </w:rPr>
         <w:t>2. Organización y preparación de los datos</w:t>
       </w:r>
     </w:p>
@@ -386,9 +590,13 @@
       <w:pPr>
         <w:rPr>
           <w:rFonts w:hint="eastAsia"/>
+          <w:lang w:val="es-MX"/>
         </w:rPr>
       </w:pPr>
       <w:r>
+        <w:rPr>
+          <w:lang w:val="es-MX"/>
+        </w:rPr>
         <w:t>El notebook cargó tres clases en el orden G, H e I. El conjunto de entrenamiento contiene 30 imágenes y el conjunto de prueba contiene otras 30 imágenes.</w:t>
       </w:r>
     </w:p>
@@ -446,6 +654,7 @@
                 <w:rFonts w:hint="eastAsia"/>
               </w:rPr>
             </w:pPr>
+            <w:proofErr w:type="spellStart"/>
             <w:r>
               <w:rPr>
                 <w:b/>
@@ -454,6 +663,7 @@
               </w:rPr>
               <w:t>Índice</w:t>
             </w:r>
+            <w:proofErr w:type="spellEnd"/>
           </w:p>
         </w:tc>
         <w:tc>
@@ -476,7 +686,25 @@
                 <w:color w:val="FFFFFF"/>
                 <w:sz w:val="18"/>
               </w:rPr>
-              <w:t>Salida objetivo bipolar</w:t>
+              <w:t xml:space="preserve">Salida </w:t>
+            </w:r>
+            <w:proofErr w:type="spellStart"/>
+            <w:r>
+              <w:rPr>
+                <w:b/>
+                <w:color w:val="FFFFFF"/>
+                <w:sz w:val="18"/>
+              </w:rPr>
+              <w:t>objetivo</w:t>
+            </w:r>
+            <w:proofErr w:type="spellEnd"/>
+            <w:r>
+              <w:rPr>
+                <w:b/>
+                <w:color w:val="FFFFFF"/>
+                <w:sz w:val="18"/>
+              </w:rPr>
+              <w:t xml:space="preserve"> bipolar</w:t>
             </w:r>
           </w:p>
         </w:tc>
@@ -693,10 +921,28 @@
       <w:pPr>
         <w:rPr>
           <w:rFonts w:hint="eastAsia"/>
+          <w:lang w:val="es-MX"/>
         </w:rPr>
       </w:pPr>
       <w:r>
-        <w:t>Cada imagen se convirtió a escala de grises y a un tensor. Después, los valores de los píxeles se binarizaron con un umbral de 0.5 y se transformaron a la representación bipolar.</w:t>
+        <w:rPr>
+          <w:lang w:val="es-MX"/>
+        </w:rPr>
+        <w:t xml:space="preserve">Cada imagen se convirtió a escala de grises y a un tensor. Después, los valores de los píxeles se </w:t>
+      </w:r>
+      <w:proofErr w:type="spellStart"/>
+      <w:r>
+        <w:rPr>
+          <w:lang w:val="es-MX"/>
+        </w:rPr>
+        <w:t>binarizaron</w:t>
+      </w:r>
+      <w:proofErr w:type="spellEnd"/>
+      <w:r>
+        <w:rPr>
+          <w:lang w:val="es-MX"/>
+        </w:rPr>
+        <w:t xml:space="preserve"> con un umbral de 0.5 y se transformaron a la representación bipolar.</w:t>
       </w:r>
     </w:p>
     <w:tbl>
@@ -725,6 +971,7 @@
                 <w:rFonts w:hint="eastAsia"/>
               </w:rPr>
             </w:pPr>
+            <w:proofErr w:type="spellStart"/>
             <w:r>
               <w:rPr>
                 <w:rFonts w:ascii="Liberation Serif" w:hAnsi="Liberation Serif"/>
@@ -732,7 +979,37 @@
                 <w:color w:val="0B1F3A"/>
                 <w:sz w:val="23"/>
               </w:rPr>
-              <w:t>x_b = 2 · I(x &gt; 0.5) - 1</w:t>
+              <w:t>x_b</w:t>
+            </w:r>
+            <w:proofErr w:type="spellEnd"/>
+            <w:r>
+              <w:rPr>
+                <w:rFonts w:ascii="Liberation Serif" w:hAnsi="Liberation Serif"/>
+                <w:b/>
+                <w:color w:val="0B1F3A"/>
+                <w:sz w:val="23"/>
+              </w:rPr>
+              <w:t xml:space="preserve"> = 2 · </w:t>
+            </w:r>
+            <w:proofErr w:type="gramStart"/>
+            <w:r>
+              <w:rPr>
+                <w:rFonts w:ascii="Liberation Serif" w:hAnsi="Liberation Serif"/>
+                <w:b/>
+                <w:color w:val="0B1F3A"/>
+                <w:sz w:val="23"/>
+              </w:rPr>
+              <w:t>I(</w:t>
+            </w:r>
+            <w:proofErr w:type="gramEnd"/>
+            <w:r>
+              <w:rPr>
+                <w:rFonts w:ascii="Liberation Serif" w:hAnsi="Liberation Serif"/>
+                <w:b/>
+                <w:color w:val="0B1F3A"/>
+                <w:sz w:val="23"/>
+              </w:rPr>
+              <w:t>x &gt; 0.5) - 1</w:t>
             </w:r>
           </w:p>
         </w:tc>
@@ -750,10 +1027,28 @@
       <w:pPr>
         <w:rPr>
           <w:rFonts w:hint="eastAsia"/>
+          <w:lang w:val="es-MX"/>
         </w:rPr>
       </w:pPr>
       <w:r>
-        <w:t>Con esta operación, los píxeles del fondo y del carácter quedan expresados mediante -1 y 1. También se añadió una entrada constante igual a 1 para representar el bias.</w:t>
+        <w:rPr>
+          <w:lang w:val="es-MX"/>
+        </w:rPr>
+        <w:t xml:space="preserve">Con esta operación, los píxeles del fondo y del carácter quedan expresados mediante -1 y 1. También se añadió una entrada constante igual a 1 para representar el </w:t>
+      </w:r>
+      <w:proofErr w:type="spellStart"/>
+      <w:r>
+        <w:rPr>
+          <w:lang w:val="es-MX"/>
+        </w:rPr>
+        <w:t>bias</w:t>
+      </w:r>
+      <w:proofErr w:type="spellEnd"/>
+      <w:r>
+        <w:rPr>
+          <w:lang w:val="es-MX"/>
+        </w:rPr>
+        <w:t>.</w:t>
       </w:r>
     </w:p>
     <w:tbl>
@@ -779,6 +1074,7 @@
               <w:spacing w:after="60"/>
               <w:rPr>
                 <w:rFonts w:hint="eastAsia"/>
+                <w:lang w:val="es-MX"/>
               </w:rPr>
             </w:pPr>
             <w:r>
@@ -786,6 +1082,7 @@
                 <w:b/>
                 <w:color w:val="0B1F3A"/>
                 <w:sz w:val="18"/>
+                <w:lang w:val="es-MX"/>
               </w:rPr>
               <w:t>Fragmento de preparación de imágenes</w:t>
             </w:r>
@@ -796,14 +1093,46 @@
               <w:ind w:left="115"/>
               <w:rPr>
                 <w:rFonts w:hint="eastAsia"/>
+                <w:lang w:val="es-MX"/>
               </w:rPr>
             </w:pPr>
+            <w:proofErr w:type="spellStart"/>
             <w:r>
               <w:rPr>
                 <w:rFonts w:ascii="Liberation Mono" w:hAnsi="Liberation Mono"/>
                 <w:sz w:val="16"/>
-              </w:rPr>
-              <w:t>transform_train = transforms.Compose([</w:t>
+                <w:lang w:val="es-MX"/>
+              </w:rPr>
+              <w:t>transform_train</w:t>
+            </w:r>
+            <w:proofErr w:type="spellEnd"/>
+            <w:r>
+              <w:rPr>
+                <w:rFonts w:ascii="Liberation Mono" w:hAnsi="Liberation Mono"/>
+                <w:sz w:val="16"/>
+                <w:lang w:val="es-MX"/>
+              </w:rPr>
+              <w:t xml:space="preserve"> = </w:t>
+            </w:r>
+            <w:proofErr w:type="spellStart"/>
+            <w:proofErr w:type="gramStart"/>
+            <w:r>
+              <w:rPr>
+                <w:rFonts w:ascii="Liberation Mono" w:hAnsi="Liberation Mono"/>
+                <w:sz w:val="16"/>
+                <w:lang w:val="es-MX"/>
+              </w:rPr>
+              <w:t>transforms.Compose</w:t>
+            </w:r>
+            <w:proofErr w:type="spellEnd"/>
+            <w:proofErr w:type="gramEnd"/>
+            <w:r>
+              <w:rPr>
+                <w:rFonts w:ascii="Liberation Mono" w:hAnsi="Liberation Mono"/>
+                <w:sz w:val="16"/>
+                <w:lang w:val="es-MX"/>
+              </w:rPr>
+              <w:t>([</w:t>
             </w:r>
           </w:p>
           <w:p>
@@ -812,14 +1141,36 @@
               <w:ind w:left="115"/>
               <w:rPr>
                 <w:rFonts w:hint="eastAsia"/>
+                <w:lang w:val="fr-FR"/>
               </w:rPr>
             </w:pPr>
             <w:r>
               <w:rPr>
                 <w:rFonts w:ascii="Liberation Mono" w:hAnsi="Liberation Mono"/>
                 <w:sz w:val="16"/>
-              </w:rPr>
-              <w:t xml:space="preserve">    transforms.Grayscale(),</w:t>
+                <w:lang w:val="es-MX"/>
+              </w:rPr>
+              <w:t xml:space="preserve">    </w:t>
+            </w:r>
+            <w:proofErr w:type="spellStart"/>
+            <w:proofErr w:type="gramStart"/>
+            <w:r>
+              <w:rPr>
+                <w:rFonts w:ascii="Liberation Mono" w:hAnsi="Liberation Mono"/>
+                <w:sz w:val="16"/>
+                <w:lang w:val="fr-FR"/>
+              </w:rPr>
+              <w:t>transforms.Grayscale</w:t>
+            </w:r>
+            <w:proofErr w:type="spellEnd"/>
+            <w:proofErr w:type="gramEnd"/>
+            <w:r>
+              <w:rPr>
+                <w:rFonts w:ascii="Liberation Mono" w:hAnsi="Liberation Mono"/>
+                <w:sz w:val="16"/>
+                <w:lang w:val="fr-FR"/>
+              </w:rPr>
+              <w:t>(),</w:t>
             </w:r>
           </w:p>
           <w:p>
@@ -828,14 +1179,36 @@
               <w:ind w:left="115"/>
               <w:rPr>
                 <w:rFonts w:hint="eastAsia"/>
+                <w:lang w:val="fr-FR"/>
               </w:rPr>
             </w:pPr>
             <w:r>
               <w:rPr>
                 <w:rFonts w:ascii="Liberation Mono" w:hAnsi="Liberation Mono"/>
                 <w:sz w:val="16"/>
-              </w:rPr>
-              <w:t xml:space="preserve">    transforms.ToTensor()</w:t>
+                <w:lang w:val="fr-FR"/>
+              </w:rPr>
+              <w:t xml:space="preserve">    </w:t>
+            </w:r>
+            <w:proofErr w:type="spellStart"/>
+            <w:proofErr w:type="gramStart"/>
+            <w:r>
+              <w:rPr>
+                <w:rFonts w:ascii="Liberation Mono" w:hAnsi="Liberation Mono"/>
+                <w:sz w:val="16"/>
+                <w:lang w:val="fr-FR"/>
+              </w:rPr>
+              <w:t>transforms.ToTensor</w:t>
+            </w:r>
+            <w:proofErr w:type="spellEnd"/>
+            <w:proofErr w:type="gramEnd"/>
+            <w:r>
+              <w:rPr>
+                <w:rFonts w:ascii="Liberation Mono" w:hAnsi="Liberation Mono"/>
+                <w:sz w:val="16"/>
+                <w:lang w:val="fr-FR"/>
+              </w:rPr>
+              <w:t>()</w:t>
             </w:r>
           </w:p>
           <w:p>
@@ -844,12 +1217,14 @@
               <w:ind w:left="115"/>
               <w:rPr>
                 <w:rFonts w:hint="eastAsia"/>
+                <w:lang w:val="fr-FR"/>
               </w:rPr>
             </w:pPr>
             <w:r>
               <w:rPr>
                 <w:rFonts w:ascii="Liberation Mono" w:hAnsi="Liberation Mono"/>
                 <w:sz w:val="16"/>
+                <w:lang w:val="fr-FR"/>
               </w:rPr>
               <w:t>])</w:t>
             </w:r>
@@ -860,6 +1235,7 @@
               <w:ind w:left="115"/>
               <w:rPr>
                 <w:rFonts w:hint="eastAsia"/>
+                <w:lang w:val="fr-FR"/>
               </w:rPr>
             </w:pPr>
           </w:p>
@@ -869,14 +1245,92 @@
               <w:ind w:left="115"/>
               <w:rPr>
                 <w:rFonts w:hint="eastAsia"/>
+                <w:lang w:val="fr-FR"/>
               </w:rPr>
             </w:pPr>
+            <w:proofErr w:type="spellStart"/>
+            <w:proofErr w:type="gramStart"/>
             <w:r>
               <w:rPr>
                 <w:rFonts w:ascii="Liberation Mono" w:hAnsi="Liberation Mono"/>
                 <w:sz w:val="16"/>
-              </w:rPr>
-              <w:t>train_dataset = ImageFolder(train_directory, transform_train)</w:t>
+                <w:lang w:val="fr-FR"/>
+              </w:rPr>
+              <w:t>train</w:t>
+            </w:r>
+            <w:proofErr w:type="gramEnd"/>
+            <w:r>
+              <w:rPr>
+                <w:rFonts w:ascii="Liberation Mono" w:hAnsi="Liberation Mono"/>
+                <w:sz w:val="16"/>
+                <w:lang w:val="fr-FR"/>
+              </w:rPr>
+              <w:t>_dataset</w:t>
+            </w:r>
+            <w:proofErr w:type="spellEnd"/>
+            <w:r>
+              <w:rPr>
+                <w:rFonts w:ascii="Liberation Mono" w:hAnsi="Liberation Mono"/>
+                <w:sz w:val="16"/>
+                <w:lang w:val="fr-FR"/>
+              </w:rPr>
+              <w:t xml:space="preserve"> = </w:t>
+            </w:r>
+            <w:proofErr w:type="spellStart"/>
+            <w:proofErr w:type="gramStart"/>
+            <w:r>
+              <w:rPr>
+                <w:rFonts w:ascii="Liberation Mono" w:hAnsi="Liberation Mono"/>
+                <w:sz w:val="16"/>
+                <w:lang w:val="fr-FR"/>
+              </w:rPr>
+              <w:t>ImageFolder</w:t>
+            </w:r>
+            <w:proofErr w:type="spellEnd"/>
+            <w:r>
+              <w:rPr>
+                <w:rFonts w:ascii="Liberation Mono" w:hAnsi="Liberation Mono"/>
+                <w:sz w:val="16"/>
+                <w:lang w:val="fr-FR"/>
+              </w:rPr>
+              <w:t>(</w:t>
+            </w:r>
+            <w:proofErr w:type="spellStart"/>
+            <w:proofErr w:type="gramEnd"/>
+            <w:r>
+              <w:rPr>
+                <w:rFonts w:ascii="Liberation Mono" w:hAnsi="Liberation Mono"/>
+                <w:sz w:val="16"/>
+                <w:lang w:val="fr-FR"/>
+              </w:rPr>
+              <w:t>train_directory</w:t>
+            </w:r>
+            <w:proofErr w:type="spellEnd"/>
+            <w:r>
+              <w:rPr>
+                <w:rFonts w:ascii="Liberation Mono" w:hAnsi="Liberation Mono"/>
+                <w:sz w:val="16"/>
+                <w:lang w:val="fr-FR"/>
+              </w:rPr>
+              <w:t xml:space="preserve">, </w:t>
+            </w:r>
+            <w:proofErr w:type="spellStart"/>
+            <w:r>
+              <w:rPr>
+                <w:rFonts w:ascii="Liberation Mono" w:hAnsi="Liberation Mono"/>
+                <w:sz w:val="16"/>
+                <w:lang w:val="fr-FR"/>
+              </w:rPr>
+              <w:t>transform_train</w:t>
+            </w:r>
+            <w:proofErr w:type="spellEnd"/>
+            <w:r>
+              <w:rPr>
+                <w:rFonts w:ascii="Liberation Mono" w:hAnsi="Liberation Mono"/>
+                <w:sz w:val="16"/>
+                <w:lang w:val="fr-FR"/>
+              </w:rPr>
+              <w:t>)</w:t>
             </w:r>
           </w:p>
           <w:p>
@@ -887,12 +1341,87 @@
                 <w:rFonts w:hint="eastAsia"/>
               </w:rPr>
             </w:pPr>
+            <w:proofErr w:type="spellStart"/>
             <w:r>
               <w:rPr>
                 <w:rFonts w:ascii="Liberation Mono" w:hAnsi="Liberation Mono"/>
                 <w:sz w:val="16"/>
               </w:rPr>
-              <w:t>test_dataset  = ImageFolder(test_directory, transform_test)</w:t>
+              <w:t>test_</w:t>
+            </w:r>
+            <w:proofErr w:type="gramStart"/>
+            <w:r>
+              <w:rPr>
+                <w:rFonts w:ascii="Liberation Mono" w:hAnsi="Liberation Mono"/>
+                <w:sz w:val="16"/>
+              </w:rPr>
+              <w:t>dataset</w:t>
+            </w:r>
+            <w:proofErr w:type="spellEnd"/>
+            <w:r>
+              <w:rPr>
+                <w:rFonts w:ascii="Liberation Mono" w:hAnsi="Liberation Mono"/>
+                <w:sz w:val="16"/>
+              </w:rPr>
+              <w:t xml:space="preserve">  =</w:t>
+            </w:r>
+            <w:proofErr w:type="gramEnd"/>
+            <w:r>
+              <w:rPr>
+                <w:rFonts w:ascii="Liberation Mono" w:hAnsi="Liberation Mono"/>
+                <w:sz w:val="16"/>
+              </w:rPr>
+              <w:t xml:space="preserve"> </w:t>
+            </w:r>
+            <w:proofErr w:type="spellStart"/>
+            <w:proofErr w:type="gramStart"/>
+            <w:r>
+              <w:rPr>
+                <w:rFonts w:ascii="Liberation Mono" w:hAnsi="Liberation Mono"/>
+                <w:sz w:val="16"/>
+              </w:rPr>
+              <w:t>ImageFolder</w:t>
+            </w:r>
+            <w:proofErr w:type="spellEnd"/>
+            <w:r>
+              <w:rPr>
+                <w:rFonts w:ascii="Liberation Mono" w:hAnsi="Liberation Mono"/>
+                <w:sz w:val="16"/>
+              </w:rPr>
+              <w:t>(</w:t>
+            </w:r>
+            <w:proofErr w:type="spellStart"/>
+            <w:proofErr w:type="gramEnd"/>
+            <w:r>
+              <w:rPr>
+                <w:rFonts w:ascii="Liberation Mono" w:hAnsi="Liberation Mono"/>
+                <w:sz w:val="16"/>
+              </w:rPr>
+              <w:t>test_directory</w:t>
+            </w:r>
+            <w:proofErr w:type="spellEnd"/>
+            <w:r>
+              <w:rPr>
+                <w:rFonts w:ascii="Liberation Mono" w:hAnsi="Liberation Mono"/>
+                <w:sz w:val="16"/>
+              </w:rPr>
+              <w:t xml:space="preserve">, </w:t>
+            </w:r>
+            <w:proofErr w:type="spellStart"/>
+            <w:r>
+              <w:rPr>
+                <w:rFonts w:ascii="Liberation Mono" w:hAnsi="Liberation Mono"/>
+                <w:sz w:val="16"/>
+              </w:rPr>
+              <w:t>transform_test</w:t>
+            </w:r>
+            <w:proofErr w:type="spellEnd"/>
+            <w:r>
+              <w:rPr>
+                <w:rFonts w:ascii="Liberation Mono" w:hAnsi="Liberation Mono"/>
+                <w:sz w:val="16"/>
+              </w:rPr>
+              <w:t>)</w:t>
             </w:r>
           </w:p>
         </w:tc>
@@ -934,7 +1463,7 @@
                     <pic:cNvPicPr/>
                   </pic:nvPicPr>
                   <pic:blipFill>
-                    <a:blip r:embed="rId8"/>
+                    <a:blip r:embed="rId9"/>
                     <a:stretch>
                       <a:fillRect/>
                     </a:stretch>
@@ -961,6 +1490,7 @@
         <w:jc w:val="center"/>
         <w:rPr>
           <w:rFonts w:hint="eastAsia"/>
+          <w:lang w:val="es-MX"/>
         </w:rPr>
       </w:pPr>
       <w:r>
@@ -968,6 +1498,7 @@
           <w:i/>
           <w:color w:val="5A6473"/>
           <w:sz w:val="17"/>
+          <w:lang w:val="es-MX"/>
         </w:rPr>
         <w:t>Figura 1. Ejemplo de una imagen de entrenamiento en formato de 8 × 8 píxeles.</w:t>
       </w:r>
@@ -975,8 +1506,14 @@
     <w:p>
       <w:pPr>
         <w:pStyle w:val="Heading1"/>
+        <w:rPr>
+          <w:lang w:val="es-MX"/>
+        </w:rPr>
       </w:pPr>
       <w:r>
+        <w:rPr>
+          <w:lang w:val="es-MX"/>
+        </w:rPr>
         <w:t>3. Funcionamiento del perceptrón</w:t>
       </w:r>
     </w:p>
@@ -984,9 +1521,13 @@
       <w:pPr>
         <w:rPr>
           <w:rFonts w:hint="eastAsia"/>
+          <w:lang w:val="es-MX"/>
         </w:rPr>
       </w:pPr>
       <w:r>
+        <w:rPr>
+          <w:lang w:val="es-MX"/>
+        </w:rPr>
         <w:t>El modelo se creó con 64 entradas, correspondientes a los 64 píxeles de una imagen de 8 × 8, y tres salidas. Cada neurona posee su propio vector de pesos y calcula una puntuación para una clase.</w:t>
       </w:r>
     </w:p>
@@ -1016,6 +1557,7 @@
                 <w:rFonts w:hint="eastAsia"/>
               </w:rPr>
             </w:pPr>
+            <w:proofErr w:type="spellStart"/>
             <w:r>
               <w:rPr>
                 <w:rFonts w:ascii="Liberation Serif" w:hAnsi="Liberation Serif"/>
@@ -1023,8 +1565,29 @@
                 <w:color w:val="0B1F3A"/>
                 <w:sz w:val="23"/>
               </w:rPr>
-              <w:t>y_in^(k) = x · w_k</w:t>
-            </w:r>
+              <w:t>y_in</w:t>
+            </w:r>
+            <w:proofErr w:type="spellEnd"/>
+            <w:r>
+              <w:rPr>
+                <w:rFonts w:ascii="Liberation Serif" w:hAnsi="Liberation Serif"/>
+                <w:b/>
+                <w:color w:val="0B1F3A"/>
+                <w:sz w:val="23"/>
+              </w:rPr>
+              <w:t xml:space="preserve">^(k) = x · </w:t>
+            </w:r>
+            <w:proofErr w:type="spellStart"/>
+            <w:r>
+              <w:rPr>
+                <w:rFonts w:ascii="Liberation Serif" w:hAnsi="Liberation Serif"/>
+                <w:b/>
+                <w:color w:val="0B1F3A"/>
+                <w:sz w:val="23"/>
+              </w:rPr>
+              <w:t>w_k</w:t>
+            </w:r>
+            <w:proofErr w:type="spellEnd"/>
           </w:p>
         </w:tc>
       </w:tr>
@@ -1041,9 +1604,13 @@
       <w:pPr>
         <w:rPr>
           <w:rFonts w:hint="eastAsia"/>
+          <w:lang w:val="es-MX"/>
         </w:rPr>
       </w:pPr>
       <w:r>
+        <w:rPr>
+          <w:lang w:val="es-MX"/>
+        </w:rPr>
         <w:t>La función de activación utiliza un umbral simétrico. La salida de cada neurona puede ser 1, -1 o 0.</w:t>
       </w:r>
     </w:p>
@@ -1071,16 +1638,180 @@
               <w:jc w:val="center"/>
               <w:rPr>
                 <w:rFonts w:hint="eastAsia"/>
+                <w:lang w:val="es-MX"/>
               </w:rPr>
             </w:pPr>
+            <w:proofErr w:type="spellStart"/>
             <w:r>
               <w:rPr>
                 <w:rFonts w:ascii="Liberation Serif" w:hAnsi="Liberation Serif"/>
                 <w:b/>
                 <w:color w:val="0B1F3A"/>
                 <w:sz w:val="23"/>
-              </w:rPr>
-              <w:t>y_k = 1 si y_in^(k) &gt; θ;  y_k = -1 si y_in^(k) &lt; -θ;  y_k = 0 en otro caso</w:t>
+                <w:lang w:val="es-MX"/>
+              </w:rPr>
+              <w:t>y_k</w:t>
+            </w:r>
+            <w:proofErr w:type="spellEnd"/>
+            <w:r>
+              <w:rPr>
+                <w:rFonts w:ascii="Liberation Serif" w:hAnsi="Liberation Serif"/>
+                <w:b/>
+                <w:color w:val="0B1F3A"/>
+                <w:sz w:val="23"/>
+                <w:lang w:val="es-MX"/>
+              </w:rPr>
+              <w:t xml:space="preserve"> = 1 si </w:t>
+            </w:r>
+            <w:proofErr w:type="spellStart"/>
+            <w:r>
+              <w:rPr>
+                <w:rFonts w:ascii="Liberation Serif" w:hAnsi="Liberation Serif"/>
+                <w:b/>
+                <w:color w:val="0B1F3A"/>
+                <w:sz w:val="23"/>
+                <w:lang w:val="es-MX"/>
+              </w:rPr>
+              <w:t>y_in</w:t>
+            </w:r>
+            <w:proofErr w:type="spellEnd"/>
+            <w:r>
+              <w:rPr>
+                <w:rFonts w:ascii="Liberation Serif" w:hAnsi="Liberation Serif"/>
+                <w:b/>
+                <w:color w:val="0B1F3A"/>
+                <w:sz w:val="23"/>
+                <w:lang w:val="es-MX"/>
+              </w:rPr>
+              <w:t xml:space="preserve">^(k) &gt; </w:t>
+            </w:r>
+            <w:proofErr w:type="gramStart"/>
+            <w:r>
+              <w:rPr>
+                <w:rFonts w:ascii="Liberation Serif" w:hAnsi="Liberation Serif"/>
+                <w:b/>
+                <w:color w:val="0B1F3A"/>
+                <w:sz w:val="23"/>
+              </w:rPr>
+              <w:t>θ</w:t>
+            </w:r>
+            <w:r>
+              <w:rPr>
+                <w:rFonts w:ascii="Liberation Serif" w:hAnsi="Liberation Serif"/>
+                <w:b/>
+                <w:color w:val="0B1F3A"/>
+                <w:sz w:val="23"/>
+                <w:lang w:val="es-MX"/>
+              </w:rPr>
+              <w:t xml:space="preserve">;  </w:t>
+            </w:r>
+            <w:proofErr w:type="spellStart"/>
+            <w:r>
+              <w:rPr>
+                <w:rFonts w:ascii="Liberation Serif" w:hAnsi="Liberation Serif"/>
+                <w:b/>
+                <w:color w:val="0B1F3A"/>
+                <w:sz w:val="23"/>
+                <w:lang w:val="es-MX"/>
+              </w:rPr>
+              <w:t>y</w:t>
+            </w:r>
+            <w:proofErr w:type="gramEnd"/>
+            <w:r>
+              <w:rPr>
+                <w:rFonts w:ascii="Liberation Serif" w:hAnsi="Liberation Serif"/>
+                <w:b/>
+                <w:color w:val="0B1F3A"/>
+                <w:sz w:val="23"/>
+                <w:lang w:val="es-MX"/>
+              </w:rPr>
+              <w:t>_k</w:t>
+            </w:r>
+            <w:proofErr w:type="spellEnd"/>
+            <w:r>
+              <w:rPr>
+                <w:rFonts w:ascii="Liberation Serif" w:hAnsi="Liberation Serif"/>
+                <w:b/>
+                <w:color w:val="0B1F3A"/>
+                <w:sz w:val="23"/>
+                <w:lang w:val="es-MX"/>
+              </w:rPr>
+              <w:t xml:space="preserve"> = -1 si </w:t>
+            </w:r>
+            <w:proofErr w:type="spellStart"/>
+            <w:r>
+              <w:rPr>
+                <w:rFonts w:ascii="Liberation Serif" w:hAnsi="Liberation Serif"/>
+                <w:b/>
+                <w:color w:val="0B1F3A"/>
+                <w:sz w:val="23"/>
+                <w:lang w:val="es-MX"/>
+              </w:rPr>
+              <w:t>y_in</w:t>
+            </w:r>
+            <w:proofErr w:type="spellEnd"/>
+            <w:r>
+              <w:rPr>
+                <w:rFonts w:ascii="Liberation Serif" w:hAnsi="Liberation Serif"/>
+                <w:b/>
+                <w:color w:val="0B1F3A"/>
+                <w:sz w:val="23"/>
+                <w:lang w:val="es-MX"/>
+              </w:rPr>
+              <w:t>^(k) &lt; -</w:t>
+            </w:r>
+            <w:proofErr w:type="gramStart"/>
+            <w:r>
+              <w:rPr>
+                <w:rFonts w:ascii="Liberation Serif" w:hAnsi="Liberation Serif"/>
+                <w:b/>
+                <w:color w:val="0B1F3A"/>
+                <w:sz w:val="23"/>
+              </w:rPr>
+              <w:t>θ</w:t>
+            </w:r>
+            <w:r>
+              <w:rPr>
+                <w:rFonts w:ascii="Liberation Serif" w:hAnsi="Liberation Serif"/>
+                <w:b/>
+                <w:color w:val="0B1F3A"/>
+                <w:sz w:val="23"/>
+                <w:lang w:val="es-MX"/>
+              </w:rPr>
+              <w:t xml:space="preserve">;  </w:t>
+            </w:r>
+            <w:proofErr w:type="spellStart"/>
+            <w:r>
+              <w:rPr>
+                <w:rFonts w:ascii="Liberation Serif" w:hAnsi="Liberation Serif"/>
+                <w:b/>
+                <w:color w:val="0B1F3A"/>
+                <w:sz w:val="23"/>
+                <w:lang w:val="es-MX"/>
+              </w:rPr>
+              <w:t>y</w:t>
+            </w:r>
+            <w:proofErr w:type="gramEnd"/>
+            <w:r>
+              <w:rPr>
+                <w:rFonts w:ascii="Liberation Serif" w:hAnsi="Liberation Serif"/>
+                <w:b/>
+                <w:color w:val="0B1F3A"/>
+                <w:sz w:val="23"/>
+                <w:lang w:val="es-MX"/>
+              </w:rPr>
+              <w:t>_k</w:t>
+            </w:r>
+            <w:proofErr w:type="spellEnd"/>
+            <w:r>
+              <w:rPr>
+                <w:rFonts w:ascii="Liberation Serif" w:hAnsi="Liberation Serif"/>
+                <w:b/>
+                <w:color w:val="0B1F3A"/>
+                <w:sz w:val="23"/>
+                <w:lang w:val="es-MX"/>
+              </w:rPr>
+              <w:t xml:space="preserve"> = 0 en otro caso</w:t>
             </w:r>
           </w:p>
         </w:tc>
@@ -1091,6 +1822,7 @@
         <w:spacing w:after="0"/>
         <w:rPr>
           <w:rFonts w:hint="eastAsia"/>
+          <w:lang w:val="es-MX"/>
         </w:rPr>
       </w:pPr>
     </w:p>
@@ -1098,9 +1830,13 @@
       <w:pPr>
         <w:rPr>
           <w:rFonts w:hint="eastAsia"/>
+          <w:lang w:val="es-MX"/>
         </w:rPr>
       </w:pPr>
       <w:r>
+        <w:rPr>
+          <w:lang w:val="es-MX"/>
+        </w:rPr>
         <w:t>Durante el entrenamiento se empleó una tasa de aprendizaje de 0.01 y el umbral predeterminado de 1. Cuando una salida no coincidió con su objetivo, se actualizaron los pesos.</w:t>
       </w:r>
     </w:p>
@@ -1128,16 +1864,93 @@
               <w:jc w:val="center"/>
               <w:rPr>
                 <w:rFonts w:hint="eastAsia"/>
+                <w:lang w:val="es-MX"/>
               </w:rPr>
             </w:pPr>
+            <w:proofErr w:type="spellStart"/>
             <w:r>
               <w:rPr>
                 <w:rFonts w:ascii="Liberation Serif" w:hAnsi="Liberation Serif"/>
                 <w:b/>
                 <w:color w:val="0B1F3A"/>
                 <w:sz w:val="23"/>
-              </w:rPr>
-              <w:t>w_k(nuevo) = w_k(anterior) + α · t_k · x</w:t>
+                <w:lang w:val="es-MX"/>
+              </w:rPr>
+              <w:t>w_k</w:t>
+            </w:r>
+            <w:proofErr w:type="spellEnd"/>
+            <w:r>
+              <w:rPr>
+                <w:rFonts w:ascii="Liberation Serif" w:hAnsi="Liberation Serif"/>
+                <w:b/>
+                <w:color w:val="0B1F3A"/>
+                <w:sz w:val="23"/>
+                <w:lang w:val="es-MX"/>
+              </w:rPr>
+              <w:t xml:space="preserve">(nuevo) = </w:t>
+            </w:r>
+            <w:proofErr w:type="spellStart"/>
+            <w:r>
+              <w:rPr>
+                <w:rFonts w:ascii="Liberation Serif" w:hAnsi="Liberation Serif"/>
+                <w:b/>
+                <w:color w:val="0B1F3A"/>
+                <w:sz w:val="23"/>
+                <w:lang w:val="es-MX"/>
+              </w:rPr>
+              <w:t>w_k</w:t>
+            </w:r>
+            <w:proofErr w:type="spellEnd"/>
+            <w:r>
+              <w:rPr>
+                <w:rFonts w:ascii="Liberation Serif" w:hAnsi="Liberation Serif"/>
+                <w:b/>
+                <w:color w:val="0B1F3A"/>
+                <w:sz w:val="23"/>
+                <w:lang w:val="es-MX"/>
+              </w:rPr>
+              <w:t xml:space="preserve">(anterior) + </w:t>
+            </w:r>
+            <w:r>
+              <w:rPr>
+                <w:rFonts w:ascii="Liberation Serif" w:hAnsi="Liberation Serif"/>
+                <w:b/>
+                <w:color w:val="0B1F3A"/>
+                <w:sz w:val="23"/>
+              </w:rPr>
+              <w:t>α</w:t>
+            </w:r>
+            <w:r>
+              <w:rPr>
+                <w:rFonts w:ascii="Liberation Serif" w:hAnsi="Liberation Serif"/>
+                <w:b/>
+                <w:color w:val="0B1F3A"/>
+                <w:sz w:val="23"/>
+                <w:lang w:val="es-MX"/>
+              </w:rPr>
+              <w:t xml:space="preserve"> · </w:t>
+            </w:r>
+            <w:proofErr w:type="spellStart"/>
+            <w:r>
+              <w:rPr>
+                <w:rFonts w:ascii="Liberation Serif" w:hAnsi="Liberation Serif"/>
+                <w:b/>
+                <w:color w:val="0B1F3A"/>
+                <w:sz w:val="23"/>
+                <w:lang w:val="es-MX"/>
+              </w:rPr>
+              <w:t>t_k</w:t>
+            </w:r>
+            <w:proofErr w:type="spellEnd"/>
+            <w:r>
+              <w:rPr>
+                <w:rFonts w:ascii="Liberation Serif" w:hAnsi="Liberation Serif"/>
+                <w:b/>
+                <w:color w:val="0B1F3A"/>
+                <w:sz w:val="23"/>
+                <w:lang w:val="es-MX"/>
+              </w:rPr>
+              <w:t xml:space="preserve"> · x</w:t>
             </w:r>
           </w:p>
         </w:tc>
@@ -1148,6 +1961,7 @@
         <w:spacing w:after="0"/>
         <w:rPr>
           <w:rFonts w:hint="eastAsia"/>
+          <w:lang w:val="es-MX"/>
         </w:rPr>
       </w:pPr>
     </w:p>
@@ -1175,17 +1989,84 @@
               <w:jc w:val="center"/>
               <w:rPr>
                 <w:rFonts w:hint="eastAsia"/>
+                <w:lang w:val="es-MX"/>
               </w:rPr>
             </w:pPr>
+            <w:proofErr w:type="spellStart"/>
             <w:r>
               <w:rPr>
                 <w:rFonts w:ascii="Liberation Serif" w:hAnsi="Liberation Serif"/>
                 <w:b/>
                 <w:color w:val="0B1F3A"/>
                 <w:sz w:val="23"/>
-              </w:rPr>
-              <w:t>b_k(nuevo) = b_k(anterior) + α · t_k</w:t>
-            </w:r>
+                <w:lang w:val="es-MX"/>
+              </w:rPr>
+              <w:t>b_k</w:t>
+            </w:r>
+            <w:proofErr w:type="spellEnd"/>
+            <w:r>
+              <w:rPr>
+                <w:rFonts w:ascii="Liberation Serif" w:hAnsi="Liberation Serif"/>
+                <w:b/>
+                <w:color w:val="0B1F3A"/>
+                <w:sz w:val="23"/>
+                <w:lang w:val="es-MX"/>
+              </w:rPr>
+              <w:t xml:space="preserve">(nuevo) = </w:t>
+            </w:r>
+            <w:proofErr w:type="spellStart"/>
+            <w:r>
+              <w:rPr>
+                <w:rFonts w:ascii="Liberation Serif" w:hAnsi="Liberation Serif"/>
+                <w:b/>
+                <w:color w:val="0B1F3A"/>
+                <w:sz w:val="23"/>
+                <w:lang w:val="es-MX"/>
+              </w:rPr>
+              <w:t>b_k</w:t>
+            </w:r>
+            <w:proofErr w:type="spellEnd"/>
+            <w:r>
+              <w:rPr>
+                <w:rFonts w:ascii="Liberation Serif" w:hAnsi="Liberation Serif"/>
+                <w:b/>
+                <w:color w:val="0B1F3A"/>
+                <w:sz w:val="23"/>
+                <w:lang w:val="es-MX"/>
+              </w:rPr>
+              <w:t xml:space="preserve">(anterior) + </w:t>
+            </w:r>
+            <w:r>
+              <w:rPr>
+                <w:rFonts w:ascii="Liberation Serif" w:hAnsi="Liberation Serif"/>
+                <w:b/>
+                <w:color w:val="0B1F3A"/>
+                <w:sz w:val="23"/>
+              </w:rPr>
+              <w:t>α</w:t>
+            </w:r>
+            <w:r>
+              <w:rPr>
+                <w:rFonts w:ascii="Liberation Serif" w:hAnsi="Liberation Serif"/>
+                <w:b/>
+                <w:color w:val="0B1F3A"/>
+                <w:sz w:val="23"/>
+                <w:lang w:val="es-MX"/>
+              </w:rPr>
+              <w:t xml:space="preserve"> · </w:t>
+            </w:r>
+            <w:proofErr w:type="spellStart"/>
+            <w:r>
+              <w:rPr>
+                <w:rFonts w:ascii="Liberation Serif" w:hAnsi="Liberation Serif"/>
+                <w:b/>
+                <w:color w:val="0B1F3A"/>
+                <w:sz w:val="23"/>
+                <w:lang w:val="es-MX"/>
+              </w:rPr>
+              <w:t>t_k</w:t>
+            </w:r>
+            <w:proofErr w:type="spellEnd"/>
           </w:p>
         </w:tc>
       </w:tr>
@@ -1195,6 +2076,7 @@
         <w:spacing w:after="0"/>
         <w:rPr>
           <w:rFonts w:hint="eastAsia"/>
+          <w:lang w:val="es-MX"/>
         </w:rPr>
       </w:pPr>
     </w:p>
@@ -1221,6 +2103,7 @@
               <w:spacing w:after="60"/>
               <w:rPr>
                 <w:rFonts w:hint="eastAsia"/>
+                <w:lang w:val="es-MX"/>
               </w:rPr>
             </w:pPr>
             <w:r>
@@ -1228,6 +2111,7 @@
                 <w:b/>
                 <w:color w:val="0B1F3A"/>
                 <w:sz w:val="18"/>
+                <w:lang w:val="es-MX"/>
               </w:rPr>
               <w:t>Fragmento de actualización del perceptrón</w:t>
             </w:r>
@@ -1238,14 +2122,100 @@
               <w:ind w:left="115"/>
               <w:rPr>
                 <w:rFonts w:hint="eastAsia"/>
+                <w:lang w:val="es-MX"/>
               </w:rPr>
             </w:pPr>
+            <w:proofErr w:type="spellStart"/>
             <w:r>
               <w:rPr>
                 <w:rFonts w:ascii="Liberation Mono" w:hAnsi="Liberation Mono"/>
                 <w:sz w:val="16"/>
-              </w:rPr>
-              <w:t>if y[i].item() != t[i].item():</w:t>
+                <w:lang w:val="es-MX"/>
+              </w:rPr>
+              <w:t>if</w:t>
+            </w:r>
+            <w:proofErr w:type="spellEnd"/>
+            <w:r>
+              <w:rPr>
+                <w:rFonts w:ascii="Liberation Mono" w:hAnsi="Liberation Mono"/>
+                <w:sz w:val="16"/>
+                <w:lang w:val="es-MX"/>
+              </w:rPr>
+              <w:t xml:space="preserve"> y[i</w:t>
+            </w:r>
+            <w:proofErr w:type="gramStart"/>
+            <w:r>
+              <w:rPr>
+                <w:rFonts w:ascii="Liberation Mono" w:hAnsi="Liberation Mono"/>
+                <w:sz w:val="16"/>
+                <w:lang w:val="es-MX"/>
+              </w:rPr>
+              <w:t>].</w:t>
+            </w:r>
+            <w:proofErr w:type="spellStart"/>
+            <w:r>
+              <w:rPr>
+                <w:rFonts w:ascii="Liberation Mono" w:hAnsi="Liberation Mono"/>
+                <w:sz w:val="16"/>
+                <w:lang w:val="es-MX"/>
+              </w:rPr>
+              <w:t>item</w:t>
+            </w:r>
+            <w:proofErr w:type="spellEnd"/>
+            <w:proofErr w:type="gramEnd"/>
+            <w:r>
+              <w:rPr>
+                <w:rFonts w:ascii="Liberation Mono" w:hAnsi="Liberation Mono"/>
+                <w:sz w:val="16"/>
+                <w:lang w:val="es-MX"/>
+              </w:rPr>
+              <w:t>(</w:t>
+            </w:r>
+            <w:proofErr w:type="gramStart"/>
+            <w:r>
+              <w:rPr>
+                <w:rFonts w:ascii="Liberation Mono" w:hAnsi="Liberation Mono"/>
+                <w:sz w:val="16"/>
+                <w:lang w:val="es-MX"/>
+              </w:rPr>
+              <w:t>) !</w:t>
+            </w:r>
+            <w:proofErr w:type="gramEnd"/>
+            <w:r>
+              <w:rPr>
+                <w:rFonts w:ascii="Liberation Mono" w:hAnsi="Liberation Mono"/>
+                <w:sz w:val="16"/>
+                <w:lang w:val="es-MX"/>
+              </w:rPr>
+              <w:t>= t[i</w:t>
+            </w:r>
+            <w:proofErr w:type="gramStart"/>
+            <w:r>
+              <w:rPr>
+                <w:rFonts w:ascii="Liberation Mono" w:hAnsi="Liberation Mono"/>
+                <w:sz w:val="16"/>
+                <w:lang w:val="es-MX"/>
+              </w:rPr>
+              <w:t>].</w:t>
+            </w:r>
+            <w:proofErr w:type="spellStart"/>
+            <w:r>
+              <w:rPr>
+                <w:rFonts w:ascii="Liberation Mono" w:hAnsi="Liberation Mono"/>
+                <w:sz w:val="16"/>
+                <w:lang w:val="es-MX"/>
+              </w:rPr>
+              <w:t>item</w:t>
+            </w:r>
+            <w:proofErr w:type="spellEnd"/>
+            <w:proofErr w:type="gramEnd"/>
+            <w:r>
+              <w:rPr>
+                <w:rFonts w:ascii="Liberation Mono" w:hAnsi="Liberation Mono"/>
+                <w:sz w:val="16"/>
+                <w:lang w:val="es-MX"/>
+              </w:rPr>
+              <w:t>():</w:t>
             </w:r>
           </w:p>
           <w:p>
@@ -1260,8 +2230,109 @@
               <w:rPr>
                 <w:rFonts w:ascii="Liberation Mono" w:hAnsi="Liberation Mono"/>
                 <w:sz w:val="16"/>
-              </w:rPr>
-              <w:t xml:space="preserve">    self.weights[i][1:] += learning_rate * x_i.T[1:] * t[i]</w:t>
+                <w:lang w:val="es-MX"/>
+              </w:rPr>
+              <w:t xml:space="preserve">    </w:t>
+            </w:r>
+            <w:proofErr w:type="spellStart"/>
+            <w:proofErr w:type="gramStart"/>
+            <w:r>
+              <w:rPr>
+                <w:rFonts w:ascii="Liberation Mono" w:hAnsi="Liberation Mono"/>
+                <w:sz w:val="16"/>
+              </w:rPr>
+              <w:t>self.weights</w:t>
+            </w:r>
+            <w:proofErr w:type="spellEnd"/>
+            <w:proofErr w:type="gramEnd"/>
+            <w:r>
+              <w:rPr>
+                <w:rFonts w:ascii="Liberation Mono" w:hAnsi="Liberation Mono"/>
+                <w:sz w:val="16"/>
+              </w:rPr>
+              <w:t>[</w:t>
+            </w:r>
+            <w:proofErr w:type="spellStart"/>
+            <w:r>
+              <w:rPr>
+                <w:rFonts w:ascii="Liberation Mono" w:hAnsi="Liberation Mono"/>
+                <w:sz w:val="16"/>
+              </w:rPr>
+              <w:t>i</w:t>
+            </w:r>
+            <w:proofErr w:type="spellEnd"/>
+            <w:proofErr w:type="gramStart"/>
+            <w:r>
+              <w:rPr>
+                <w:rFonts w:ascii="Liberation Mono" w:hAnsi="Liberation Mono"/>
+                <w:sz w:val="16"/>
+              </w:rPr>
+              <w:t>][</w:t>
+            </w:r>
+            <w:proofErr w:type="gramEnd"/>
+            <w:r>
+              <w:rPr>
+                <w:rFonts w:ascii="Liberation Mono" w:hAnsi="Liberation Mono"/>
+                <w:sz w:val="16"/>
+              </w:rPr>
+              <w:t xml:space="preserve">1:] += </w:t>
+            </w:r>
+            <w:proofErr w:type="spellStart"/>
+            <w:r>
+              <w:rPr>
+                <w:rFonts w:ascii="Liberation Mono" w:hAnsi="Liberation Mono"/>
+                <w:sz w:val="16"/>
+              </w:rPr>
+              <w:t>learning_rate</w:t>
+            </w:r>
+            <w:proofErr w:type="spellEnd"/>
+            <w:r>
+              <w:rPr>
+                <w:rFonts w:ascii="Liberation Mono" w:hAnsi="Liberation Mono"/>
+                <w:sz w:val="16"/>
+              </w:rPr>
+              <w:t xml:space="preserve"> * </w:t>
+            </w:r>
+            <w:proofErr w:type="spellStart"/>
+            <w:r>
+              <w:rPr>
+                <w:rFonts w:ascii="Liberation Mono" w:hAnsi="Liberation Mono"/>
+                <w:sz w:val="16"/>
+              </w:rPr>
+              <w:t>x_</w:t>
+            </w:r>
+            <w:proofErr w:type="gramStart"/>
+            <w:r>
+              <w:rPr>
+                <w:rFonts w:ascii="Liberation Mono" w:hAnsi="Liberation Mono"/>
+                <w:sz w:val="16"/>
+              </w:rPr>
+              <w:t>i.T</w:t>
+            </w:r>
+            <w:proofErr w:type="spellEnd"/>
+            <w:proofErr w:type="gramEnd"/>
+            <w:r>
+              <w:rPr>
+                <w:rFonts w:ascii="Liberation Mono" w:hAnsi="Liberation Mono"/>
+                <w:sz w:val="16"/>
+              </w:rPr>
+              <w:t>[1:] * t[</w:t>
+            </w:r>
+            <w:proofErr w:type="spellStart"/>
+            <w:r>
+              <w:rPr>
+                <w:rFonts w:ascii="Liberation Mono" w:hAnsi="Liberation Mono"/>
+                <w:sz w:val="16"/>
+              </w:rPr>
+              <w:t>i</w:t>
+            </w:r>
+            <w:proofErr w:type="spellEnd"/>
+            <w:r>
+              <w:rPr>
+                <w:rFonts w:ascii="Liberation Mono" w:hAnsi="Liberation Mono"/>
+                <w:sz w:val="16"/>
+              </w:rPr>
+              <w:t>]</w:t>
             </w:r>
           </w:p>
           <w:p>
@@ -1277,7 +2348,89 @@
                 <w:rFonts w:ascii="Liberation Mono" w:hAnsi="Liberation Mono"/>
                 <w:sz w:val="16"/>
               </w:rPr>
-              <w:t xml:space="preserve">    self.weights[i][0]  += learning_rate * t[i]</w:t>
+              <w:t xml:space="preserve">    </w:t>
+            </w:r>
+            <w:proofErr w:type="spellStart"/>
+            <w:proofErr w:type="gramStart"/>
+            <w:r>
+              <w:rPr>
+                <w:rFonts w:ascii="Liberation Mono" w:hAnsi="Liberation Mono"/>
+                <w:sz w:val="16"/>
+              </w:rPr>
+              <w:t>self.weights</w:t>
+            </w:r>
+            <w:proofErr w:type="spellEnd"/>
+            <w:proofErr w:type="gramEnd"/>
+            <w:r>
+              <w:rPr>
+                <w:rFonts w:ascii="Liberation Mono" w:hAnsi="Liberation Mono"/>
+                <w:sz w:val="16"/>
+              </w:rPr>
+              <w:t>[</w:t>
+            </w:r>
+            <w:proofErr w:type="spellStart"/>
+            <w:r>
+              <w:rPr>
+                <w:rFonts w:ascii="Liberation Mono" w:hAnsi="Liberation Mono"/>
+                <w:sz w:val="16"/>
+              </w:rPr>
+              <w:t>i</w:t>
+            </w:r>
+            <w:proofErr w:type="spellEnd"/>
+            <w:r>
+              <w:rPr>
+                <w:rFonts w:ascii="Liberation Mono" w:hAnsi="Liberation Mono"/>
+                <w:sz w:val="16"/>
+              </w:rPr>
+              <w:t>][0</w:t>
+            </w:r>
+            <w:proofErr w:type="gramStart"/>
+            <w:r>
+              <w:rPr>
+                <w:rFonts w:ascii="Liberation Mono" w:hAnsi="Liberation Mono"/>
+                <w:sz w:val="16"/>
+              </w:rPr>
+              <w:t>]  +</w:t>
+            </w:r>
+            <w:proofErr w:type="gramEnd"/>
+            <w:r>
+              <w:rPr>
+                <w:rFonts w:ascii="Liberation Mono" w:hAnsi="Liberation Mono"/>
+                <w:sz w:val="16"/>
+              </w:rPr>
+              <w:t xml:space="preserve">= </w:t>
+            </w:r>
+            <w:proofErr w:type="spellStart"/>
+            <w:r>
+              <w:rPr>
+                <w:rFonts w:ascii="Liberation Mono" w:hAnsi="Liberation Mono"/>
+                <w:sz w:val="16"/>
+              </w:rPr>
+              <w:t>learning_rate</w:t>
+            </w:r>
+            <w:proofErr w:type="spellEnd"/>
+            <w:r>
+              <w:rPr>
+                <w:rFonts w:ascii="Liberation Mono" w:hAnsi="Liberation Mono"/>
+                <w:sz w:val="16"/>
+              </w:rPr>
+              <w:t xml:space="preserve"> * t[</w:t>
+            </w:r>
+            <w:proofErr w:type="spellStart"/>
+            <w:r>
+              <w:rPr>
+                <w:rFonts w:ascii="Liberation Mono" w:hAnsi="Liberation Mono"/>
+                <w:sz w:val="16"/>
+              </w:rPr>
+              <w:t>i</w:t>
+            </w:r>
+            <w:proofErr w:type="spellEnd"/>
+            <w:r>
+              <w:rPr>
+                <w:rFonts w:ascii="Liberation Mono" w:hAnsi="Liberation Mono"/>
+                <w:sz w:val="16"/>
+              </w:rPr>
+              <w:t>]</w:t>
             </w:r>
           </w:p>
         </w:tc>
@@ -1319,7 +2472,7 @@
                     <pic:cNvPicPr/>
                   </pic:nvPicPr>
                   <pic:blipFill>
-                    <a:blip r:embed="rId9"/>
+                    <a:blip r:embed="rId10"/>
                     <a:stretch>
                       <a:fillRect/>
                     </a:stretch>
@@ -1346,6 +2499,7 @@
         <w:jc w:val="center"/>
         <w:rPr>
           <w:rFonts w:hint="eastAsia"/>
+          <w:lang w:val="es-MX"/>
         </w:rPr>
       </w:pPr>
       <w:r>
@@ -1353,6 +2507,7 @@
           <w:i/>
           <w:color w:val="5A6473"/>
           <w:sz w:val="17"/>
+          <w:lang w:val="es-MX"/>
         </w:rPr>
         <w:t>Figura 2. Flujo general del reconocimiento desde la imagen hasta la clase predicha.</w:t>
       </w:r>
@@ -1360,8 +2515,14 @@
     <w:p>
       <w:pPr>
         <w:pStyle w:val="Heading1"/>
+        <w:rPr>
+          <w:lang w:val="es-MX"/>
+        </w:rPr>
       </w:pPr>
       <w:r>
+        <w:rPr>
+          <w:lang w:val="es-MX"/>
+        </w:rPr>
         <w:t>4. Entrenamiento del modelo</w:t>
       </w:r>
     </w:p>
@@ -1369,9 +2530,13 @@
       <w:pPr>
         <w:rPr>
           <w:rFonts w:hint="eastAsia"/>
+          <w:lang w:val="es-MX"/>
         </w:rPr>
       </w:pPr>
       <w:r>
+        <w:rPr>
+          <w:lang w:val="es-MX"/>
+        </w:rPr>
         <w:t>El perceptrón se entrenó con un tamaño de lote igual a 1 y con las imágenes de entrenamiento mezcladas en cada recorrido. El proceso imprimió épocas numeradas de 0 a 12, lo que corresponde a 13 recorridos antes de alcanzar la condición de parada.</w:t>
       </w:r>
     </w:p>
@@ -1404,6 +2569,7 @@
                 <w:rFonts w:hint="eastAsia"/>
               </w:rPr>
             </w:pPr>
+            <w:proofErr w:type="spellStart"/>
             <w:r>
               <w:rPr>
                 <w:b/>
@@ -1412,6 +2578,7 @@
               </w:rPr>
               <w:t>Parámetro</w:t>
             </w:r>
+            <w:proofErr w:type="spellEnd"/>
           </w:p>
         </w:tc>
         <w:tc>
@@ -1434,8 +2601,18 @@
                 <w:color w:val="FFFFFF"/>
                 <w:sz w:val="18"/>
               </w:rPr>
-              <w:t>Valor utilizado</w:t>
-            </w:r>
+              <w:t xml:space="preserve">Valor </w:t>
+            </w:r>
+            <w:proofErr w:type="spellStart"/>
+            <w:r>
+              <w:rPr>
+                <w:b/>
+                <w:color w:val="FFFFFF"/>
+                <w:sz w:val="18"/>
+              </w:rPr>
+              <w:t>utilizado</w:t>
+            </w:r>
+            <w:proofErr w:type="spellEnd"/>
           </w:p>
         </w:tc>
       </w:tr>
@@ -1480,8 +2657,30 @@
               <w:rPr>
                 <w:sz w:val="18"/>
               </w:rPr>
-              <w:t>64 píxeles + 1 bias</w:t>
-            </w:r>
+              <w:t xml:space="preserve">64 </w:t>
+            </w:r>
+            <w:proofErr w:type="spellStart"/>
+            <w:r>
+              <w:rPr>
+                <w:sz w:val="18"/>
+              </w:rPr>
+              <w:t>píxeles</w:t>
+            </w:r>
+            <w:proofErr w:type="spellEnd"/>
+            <w:r>
+              <w:rPr>
+                <w:sz w:val="18"/>
+              </w:rPr>
+              <w:t xml:space="preserve"> + 1 </w:t>
+            </w:r>
+            <w:proofErr w:type="gramStart"/>
+            <w:r>
+              <w:rPr>
+                <w:sz w:val="18"/>
+              </w:rPr>
+              <w:t>bias</w:t>
+            </w:r>
+            <w:proofErr w:type="gramEnd"/>
           </w:p>
         </w:tc>
       </w:tr>
@@ -1502,12 +2701,14 @@
                 <w:rFonts w:hint="eastAsia"/>
               </w:rPr>
             </w:pPr>
+            <w:proofErr w:type="spellStart"/>
             <w:r>
               <w:rPr>
                 <w:sz w:val="18"/>
               </w:rPr>
               <w:t>Salidas</w:t>
             </w:r>
+            <w:proofErr w:type="spellEnd"/>
           </w:p>
         </w:tc>
         <w:tc>
@@ -1528,7 +2729,21 @@
               <w:rPr>
                 <w:sz w:val="18"/>
               </w:rPr>
-              <w:t>3 neuronas: G, H e I</w:t>
+              <w:t xml:space="preserve">3 </w:t>
+            </w:r>
+            <w:proofErr w:type="spellStart"/>
+            <w:r>
+              <w:rPr>
+                <w:sz w:val="18"/>
+              </w:rPr>
+              <w:t>neuronas</w:t>
+            </w:r>
+            <w:proofErr w:type="spellEnd"/>
+            <w:r>
+              <w:rPr>
+                <w:sz w:val="18"/>
+              </w:rPr>
+              <w:t>: G, H e I</w:t>
             </w:r>
           </w:p>
         </w:tc>
@@ -1553,8 +2768,16 @@
               <w:rPr>
                 <w:sz w:val="18"/>
               </w:rPr>
-              <w:t>Tasa de aprendizaje</w:t>
-            </w:r>
+              <w:t xml:space="preserve">Tasa de </w:t>
+            </w:r>
+            <w:proofErr w:type="spellStart"/>
+            <w:r>
+              <w:rPr>
+                <w:sz w:val="18"/>
+              </w:rPr>
+              <w:t>aprendizaje</w:t>
+            </w:r>
+            <w:proofErr w:type="spellEnd"/>
           </w:p>
         </w:tc>
         <w:tc>
@@ -1643,12 +2866,28 @@
                 <w:rFonts w:hint="eastAsia"/>
               </w:rPr>
             </w:pPr>
+            <w:proofErr w:type="spellStart"/>
             <w:r>
               <w:rPr>
                 <w:sz w:val="18"/>
               </w:rPr>
-              <w:t>Recorridos observados</w:t>
-            </w:r>
+              <w:t>Recorridos</w:t>
+            </w:r>
+            <w:proofErr w:type="spellEnd"/>
+            <w:r>
+              <w:rPr>
+                <w:sz w:val="18"/>
+              </w:rPr>
+              <w:t xml:space="preserve"> </w:t>
+            </w:r>
+            <w:proofErr w:type="spellStart"/>
+            <w:r>
+              <w:rPr>
+                <w:sz w:val="18"/>
+              </w:rPr>
+              <w:t>observados</w:t>
+            </w:r>
+            <w:proofErr w:type="spellEnd"/>
           </w:p>
         </w:tc>
         <w:tc>
@@ -1668,7 +2907,21 @@
               <w:rPr>
                 <w:sz w:val="18"/>
               </w:rPr>
-              <w:t>13, numerados de 0 a 12</w:t>
+              <w:t xml:space="preserve">13, </w:t>
+            </w:r>
+            <w:proofErr w:type="spellStart"/>
+            <w:r>
+              <w:rPr>
+                <w:sz w:val="18"/>
+              </w:rPr>
+              <w:t>numerados</w:t>
+            </w:r>
+            <w:proofErr w:type="spellEnd"/>
+            <w:r>
+              <w:rPr>
+                <w:sz w:val="18"/>
+              </w:rPr>
+              <w:t xml:space="preserve"> de 0 a 12</w:t>
             </w:r>
           </w:p>
         </w:tc>
@@ -1679,24 +2932,49 @@
         <w:pStyle w:val="Heading1"/>
       </w:pPr>
       <w:r>
-        <w:t>5. Resultados de la clasificación</w:t>
+        <w:t xml:space="preserve">5. </w:t>
       </w:r>
+      <w:proofErr w:type="spellStart"/>
+      <w:r>
+        <w:t>Resultados</w:t>
+      </w:r>
+      <w:proofErr w:type="spellEnd"/>
+      <w:r>
+        <w:t xml:space="preserve"> de la </w:t>
+      </w:r>
+      <w:proofErr w:type="spellStart"/>
+      <w:r>
+        <w:t>clasificación</w:t>
+      </w:r>
+      <w:proofErr w:type="spellEnd"/>
     </w:p>
     <w:p>
       <w:pPr>
         <w:pStyle w:val="Heading2"/>
       </w:pPr>
       <w:r>
-        <w:t>5.1 Exactitud general</w:t>
+        <w:t xml:space="preserve">5.1 </w:t>
+      </w:r>
+      <w:proofErr w:type="spellStart"/>
+      <w:r>
+        <w:t>Exactitud</w:t>
+      </w:r>
+      <w:proofErr w:type="spellEnd"/>
+      <w:r>
+        <w:t xml:space="preserve"> general</w:t>
       </w:r>
     </w:p>
     <w:p>
       <w:pPr>
         <w:rPr>
           <w:rFonts w:hint="eastAsia"/>
+          <w:lang w:val="es-MX"/>
         </w:rPr>
       </w:pPr>
       <w:r>
+        <w:rPr>
+          <w:lang w:val="es-MX"/>
+        </w:rPr>
         <w:t>El conjunto de prueba contiene 30 imágenes. El modelo clasificó correctamente 27 y cometió 3 errores.</w:t>
       </w:r>
     </w:p>
@@ -1726,6 +3004,7 @@
                 <w:rFonts w:hint="eastAsia"/>
               </w:rPr>
             </w:pPr>
+            <w:proofErr w:type="spellStart"/>
             <w:r>
               <w:rPr>
                 <w:rFonts w:ascii="Liberation Serif" w:hAnsi="Liberation Serif"/>
@@ -1733,7 +3012,17 @@
                 <w:color w:val="0B1F3A"/>
                 <w:sz w:val="23"/>
               </w:rPr>
-              <w:t>Exactitud = (27 / 30) × 100 = 90 %</w:t>
+              <w:t>Exactitud</w:t>
+            </w:r>
+            <w:proofErr w:type="spellEnd"/>
+            <w:r>
+              <w:rPr>
+                <w:rFonts w:ascii="Liberation Serif" w:hAnsi="Liberation Serif"/>
+                <w:b/>
+                <w:color w:val="0B1F3A"/>
+                <w:sz w:val="23"/>
+              </w:rPr>
+              <w:t xml:space="preserve"> = (27 / 30) × 100 = 90 %</w:t>
             </w:r>
           </w:p>
         </w:tc>
@@ -1778,13 +3067,23 @@
                 <w:rFonts w:hint="eastAsia"/>
               </w:rPr>
             </w:pPr>
+            <w:proofErr w:type="spellStart"/>
             <w:r>
               <w:rPr>
                 <w:b/>
                 <w:color w:val="FFFFFF"/>
                 <w:sz w:val="18"/>
               </w:rPr>
-              <w:t>Letra real</w:t>
+              <w:t>Letra</w:t>
+            </w:r>
+            <w:proofErr w:type="spellEnd"/>
+            <w:r>
+              <w:rPr>
+                <w:b/>
+                <w:color w:val="FFFFFF"/>
+                <w:sz w:val="18"/>
+              </w:rPr>
+              <w:t xml:space="preserve"> real</w:t>
             </w:r>
           </w:p>
         </w:tc>
@@ -1802,6 +3101,7 @@
                 <w:rFonts w:hint="eastAsia"/>
               </w:rPr>
             </w:pPr>
+            <w:proofErr w:type="spellStart"/>
             <w:r>
               <w:rPr>
                 <w:b/>
@@ -1810,6 +3110,7 @@
               </w:rPr>
               <w:t>Correctas</w:t>
             </w:r>
+            <w:proofErr w:type="spellEnd"/>
           </w:p>
         </w:tc>
         <w:tc>
@@ -1850,6 +3151,7 @@
                 <w:rFonts w:hint="eastAsia"/>
               </w:rPr>
             </w:pPr>
+            <w:proofErr w:type="spellStart"/>
             <w:r>
               <w:rPr>
                 <w:b/>
@@ -1858,6 +3160,7 @@
               </w:rPr>
               <w:t>Exactitud</w:t>
             </w:r>
+            <w:proofErr w:type="spellEnd"/>
           </w:p>
         </w:tc>
       </w:tr>
@@ -2254,7 +3557,7 @@
                     <pic:cNvPicPr/>
                   </pic:nvPicPr>
                   <pic:blipFill>
-                    <a:blip r:embed="rId10"/>
+                    <a:blip r:embed="rId11"/>
                     <a:stretch>
                       <a:fillRect/>
                     </a:stretch>
@@ -2281,6 +3584,7 @@
         <w:jc w:val="center"/>
         <w:rPr>
           <w:rFonts w:hint="eastAsia"/>
+          <w:lang w:val="es-MX"/>
         </w:rPr>
       </w:pPr>
       <w:r>
@@ -2288,6 +3592,7 @@
           <w:i/>
           <w:color w:val="5A6473"/>
           <w:sz w:val="17"/>
+          <w:lang w:val="es-MX"/>
         </w:rPr>
         <w:t>Figura 3. Exactitud obtenida para cada letra del conjunto de prueba.</w:t>
       </w:r>
@@ -2295,8 +3600,14 @@
     <w:p>
       <w:pPr>
         <w:pStyle w:val="Heading2"/>
+        <w:rPr>
+          <w:lang w:val="es-MX"/>
+        </w:rPr>
       </w:pPr>
       <w:r>
+        <w:rPr>
+          <w:lang w:val="es-MX"/>
+        </w:rPr>
         <w:t>5.2 Matriz de confusión</w:t>
       </w:r>
     </w:p>
@@ -2304,9 +3615,13 @@
       <w:pPr>
         <w:rPr>
           <w:rFonts w:hint="eastAsia"/>
+          <w:lang w:val="es-MX"/>
         </w:rPr>
       </w:pPr>
       <w:r>
+        <w:rPr>
+          <w:lang w:val="es-MX"/>
+        </w:rPr>
         <w:t>La matriz de confusión muestra que todas las imágenes de G fueron clasificadas correctamente. Dos imágenes de H y una imagen de I fueron clasificadas como G.</w:t>
       </w:r>
     </w:p>
@@ -2337,7 +3652,7 @@
                     <pic:cNvPicPr/>
                   </pic:nvPicPr>
                   <pic:blipFill>
-                    <a:blip r:embed="rId11"/>
+                    <a:blip r:embed="rId12"/>
                     <a:stretch>
                       <a:fillRect/>
                     </a:stretch>
@@ -2364,6 +3679,7 @@
         <w:jc w:val="center"/>
         <w:rPr>
           <w:rFonts w:hint="eastAsia"/>
+          <w:lang w:val="es-MX"/>
         </w:rPr>
       </w:pPr>
       <w:r>
@@ -2371,6 +3687,7 @@
           <w:i/>
           <w:color w:val="5A6473"/>
           <w:sz w:val="17"/>
+          <w:lang w:val="es-MX"/>
         </w:rPr>
         <w:t>Figura 4. Matriz de confusión del modelo para las clases G, H e I.</w:t>
       </w:r>
@@ -2378,8 +3695,14 @@
     <w:p>
       <w:pPr>
         <w:pStyle w:val="Heading2"/>
+        <w:rPr>
+          <w:lang w:val="es-MX"/>
+        </w:rPr>
       </w:pPr>
       <w:r>
+        <w:rPr>
+          <w:lang w:val="es-MX"/>
+        </w:rPr>
         <w:lastRenderedPageBreak/>
         <w:t>5.3 Ejemplo de una predicción incorrecta</w:t>
       </w:r>
@@ -2388,10 +3711,30 @@
       <w:pPr>
         <w:rPr>
           <w:rFonts w:hint="eastAsia"/>
+          <w:lang w:val="es-MX"/>
         </w:rPr>
       </w:pPr>
       <w:r>
-        <w:t>En la ejecución mostrada por el notebook se seleccionó una imagen real de la letra I. Las tres neuronas produjeron la salida [0, 0, 0]. Como torch.argmax devuelve el primer índice cuando existe un empate, la predicción final fue G.</w:t>
+        <w:rPr>
+          <w:lang w:val="es-MX"/>
+        </w:rPr>
+        <w:t xml:space="preserve">En la ejecución mostrada por el notebook se seleccionó una imagen real de la letra I. Las tres neuronas produjeron la salida [0, 0, 0]. Como </w:t>
+      </w:r>
+      <w:proofErr w:type="spellStart"/>
+      <w:proofErr w:type="gramStart"/>
+      <w:r>
+        <w:rPr>
+          <w:lang w:val="es-MX"/>
+        </w:rPr>
+        <w:t>torch.argmax</w:t>
+      </w:r>
+      <w:proofErr w:type="spellEnd"/>
+      <w:proofErr w:type="gramEnd"/>
+      <w:r>
+        <w:rPr>
+          <w:lang w:val="es-MX"/>
+        </w:rPr>
+        <w:t xml:space="preserve"> devuelve el primer índice cuando existe un empate, la predicción final fue G.</w:t>
       </w:r>
     </w:p>
     <w:p>
@@ -2421,7 +3764,7 @@
                     <pic:cNvPicPr/>
                   </pic:nvPicPr>
                   <pic:blipFill>
-                    <a:blip r:embed="rId12"/>
+                    <a:blip r:embed="rId13"/>
                     <a:stretch>
                       <a:fillRect/>
                     </a:stretch>
@@ -2448,6 +3791,7 @@
         <w:jc w:val="center"/>
         <w:rPr>
           <w:rFonts w:hint="eastAsia"/>
+          <w:lang w:val="es-MX"/>
         </w:rPr>
       </w:pPr>
       <w:r>
@@ -2455,6 +3799,7 @@
           <w:i/>
           <w:color w:val="5A6473"/>
           <w:sz w:val="17"/>
+          <w:lang w:val="es-MX"/>
         </w:rPr>
         <w:t>Figura 5. Ejemplo real de la letra I clasificado como G debido a un empate entre las salidas.</w:t>
       </w:r>
@@ -2462,8 +3807,14 @@
     <w:p>
       <w:pPr>
         <w:pStyle w:val="Heading1"/>
+        <w:rPr>
+          <w:lang w:val="es-MX"/>
+        </w:rPr>
       </w:pPr>
       <w:r>
+        <w:rPr>
+          <w:lang w:val="es-MX"/>
+        </w:rPr>
         <w:t>6. Mapas de calor de los pesos aprendidos</w:t>
       </w:r>
     </w:p>
@@ -2471,9 +3822,13 @@
       <w:pPr>
         <w:rPr>
           <w:rFonts w:hint="eastAsia"/>
+          <w:lang w:val="es-MX"/>
         </w:rPr>
       </w:pPr>
       <w:r>
+        <w:rPr>
+          <w:lang w:val="es-MX"/>
+        </w:rPr>
         <w:t>Los pesos de cada neurona se reorganizaron en una matriz de 8 × 8 y se normalizaron entre 0 y 1. Las zonas más claras indican posiciones con mayor influencia positiva dentro del patrón aprendido; las zonas oscuras representan una influencia menor.</w:t>
       </w:r>
     </w:p>
@@ -2505,7 +3860,7 @@
                     <pic:cNvPicPr/>
                   </pic:nvPicPr>
                   <pic:blipFill>
-                    <a:blip r:embed="rId13"/>
+                    <a:blip r:embed="rId14"/>
                     <a:stretch>
                       <a:fillRect/>
                     </a:stretch>
@@ -2532,6 +3887,7 @@
         <w:jc w:val="center"/>
         <w:rPr>
           <w:rFonts w:hint="eastAsia"/>
+          <w:lang w:val="es-MX"/>
         </w:rPr>
       </w:pPr>
       <w:r>
@@ -2539,6 +3895,7 @@
           <w:i/>
           <w:color w:val="5A6473"/>
           <w:sz w:val="17"/>
+          <w:lang w:val="es-MX"/>
         </w:rPr>
         <w:t>Figura 6. Mapa de calor de los pesos correspondientes a la letra G.</w:t>
       </w:r>
@@ -2547,9 +3904,13 @@
       <w:pPr>
         <w:rPr>
           <w:rFonts w:hint="eastAsia"/>
+          <w:lang w:val="es-MX"/>
         </w:rPr>
       </w:pPr>
       <w:r>
+        <w:rPr>
+          <w:lang w:val="es-MX"/>
+        </w:rPr>
         <w:t>En la letra G se observan valores elevados principalmente en la región central y en algunas zonas inferiores. El patrón no forma una plantilla exacta de la letra, sino una representación de las posiciones que más influyeron en la clasificación.</w:t>
       </w:r>
     </w:p>
@@ -2581,7 +3942,7 @@
                     <pic:cNvPicPr/>
                   </pic:nvPicPr>
                   <pic:blipFill>
-                    <a:blip r:embed="rId14"/>
+                    <a:blip r:embed="rId15"/>
                     <a:stretch>
                       <a:fillRect/>
                     </a:stretch>
@@ -2608,6 +3969,7 @@
         <w:jc w:val="center"/>
         <w:rPr>
           <w:rFonts w:hint="eastAsia"/>
+          <w:lang w:val="es-MX"/>
         </w:rPr>
       </w:pPr>
       <w:r>
@@ -2615,6 +3977,7 @@
           <w:i/>
           <w:color w:val="5A6473"/>
           <w:sz w:val="17"/>
+          <w:lang w:val="es-MX"/>
         </w:rPr>
         <w:t>Figura 7. Mapa de calor de los pesos correspondientes a la letra H.</w:t>
       </w:r>
@@ -2623,9 +3986,13 @@
       <w:pPr>
         <w:rPr>
           <w:rFonts w:hint="eastAsia"/>
+          <w:lang w:val="es-MX"/>
         </w:rPr>
       </w:pPr>
       <w:r>
+        <w:rPr>
+          <w:lang w:val="es-MX"/>
+        </w:rPr>
         <w:t>El mapa de H presenta activaciones distribuidas en gran parte de la matriz. La menor exactitud de esta clase, 80 %, indica que algunos de sus patrones se aproximaron más a la decisión de G.</w:t>
       </w:r>
     </w:p>
@@ -2657,7 +4024,7 @@
                     <pic:cNvPicPr/>
                   </pic:nvPicPr>
                   <pic:blipFill>
-                    <a:blip r:embed="rId15"/>
+                    <a:blip r:embed="rId16"/>
                     <a:stretch>
                       <a:fillRect/>
                     </a:stretch>
@@ -2684,6 +4051,7 @@
         <w:jc w:val="center"/>
         <w:rPr>
           <w:rFonts w:hint="eastAsia"/>
+          <w:lang w:val="es-MX"/>
         </w:rPr>
       </w:pPr>
       <w:r>
@@ -2691,6 +4059,7 @@
           <w:i/>
           <w:color w:val="5A6473"/>
           <w:sz w:val="17"/>
+          <w:lang w:val="es-MX"/>
         </w:rPr>
         <w:t>Figura 8. Mapa de calor de los pesos correspondientes a la letra I.</w:t>
       </w:r>
@@ -2699,9 +4068,13 @@
       <w:pPr>
         <w:rPr>
           <w:rFonts w:hint="eastAsia"/>
+          <w:lang w:val="es-MX"/>
         </w:rPr>
       </w:pPr>
       <w:r>
+        <w:rPr>
+          <w:lang w:val="es-MX"/>
+        </w:rPr>
         <w:t>Para I se aprecia una concentración destacada en la zona central. La clase logró 90 % de exactitud y solamente una imagen fue confundida con G.</w:t>
       </w:r>
     </w:p>
@@ -2710,8 +4083,29 @@
         <w:pStyle w:val="Heading1"/>
       </w:pPr>
       <w:r>
-        <w:t>7. Análisis de los resultados</w:t>
+        <w:t xml:space="preserve">7. </w:t>
       </w:r>
+      <w:proofErr w:type="spellStart"/>
+      <w:r>
+        <w:t>Análisis</w:t>
+      </w:r>
+      <w:proofErr w:type="spellEnd"/>
+      <w:r>
+        <w:t xml:space="preserve"> de </w:t>
+      </w:r>
+      <w:proofErr w:type="spellStart"/>
+      <w:r>
+        <w:t>los</w:t>
+      </w:r>
+      <w:proofErr w:type="spellEnd"/>
+      <w:r>
+        <w:t xml:space="preserve"> </w:t>
+      </w:r>
+      <w:proofErr w:type="spellStart"/>
+      <w:r>
+        <w:t>resultados</w:t>
+      </w:r>
+      <w:proofErr w:type="spellEnd"/>
     </w:p>
     <w:p>
       <w:pPr>
@@ -2719,9 +4113,13 @@
         <w:spacing w:after="60"/>
         <w:rPr>
           <w:rFonts w:hint="eastAsia"/>
+          <w:lang w:val="es-MX"/>
         </w:rPr>
       </w:pPr>
       <w:r>
+        <w:rPr>
+          <w:lang w:val="es-MX"/>
+        </w:rPr>
         <w:t>El modelo reconoció perfectamente la letra G, con 10 aciertos de 10.</w:t>
       </w:r>
     </w:p>
@@ -2731,9 +4129,13 @@
         <w:spacing w:after="60"/>
         <w:rPr>
           <w:rFonts w:hint="eastAsia"/>
+          <w:lang w:val="es-MX"/>
         </w:rPr>
       </w:pPr>
       <w:r>
+        <w:rPr>
+          <w:lang w:val="es-MX"/>
+        </w:rPr>
         <w:t>La letra H fue la clase más difícil: 2 de sus 10 imágenes fueron clasificadas como G.</w:t>
       </w:r>
     </w:p>
@@ -2743,9 +4145,13 @@
         <w:spacing w:after="60"/>
         <w:rPr>
           <w:rFonts w:hint="eastAsia"/>
+          <w:lang w:val="es-MX"/>
         </w:rPr>
       </w:pPr>
       <w:r>
+        <w:rPr>
+          <w:lang w:val="es-MX"/>
+        </w:rPr>
         <w:t>La letra I obtuvo 9 aciertos y presentó un caso ambiguo cuya salida fue [0, 0, 0].</w:t>
       </w:r>
     </w:p>
@@ -2755,9 +4161,13 @@
         <w:spacing w:after="60"/>
         <w:rPr>
           <w:rFonts w:hint="eastAsia"/>
+          <w:lang w:val="es-MX"/>
         </w:rPr>
       </w:pPr>
       <w:r>
+        <w:rPr>
+          <w:lang w:val="es-MX"/>
+        </w:rPr>
         <w:t>Los tres errores terminaron en la clase G, lo que sugiere que la neurona de G domina algunos patrones ambiguos.</w:t>
       </w:r>
     </w:p>
@@ -2767,9 +4177,13 @@
         <w:spacing w:after="60"/>
         <w:rPr>
           <w:rFonts w:hint="eastAsia"/>
+          <w:lang w:val="es-MX"/>
         </w:rPr>
       </w:pPr>
       <w:r>
+        <w:rPr>
+          <w:lang w:val="es-MX"/>
+        </w:rPr>
         <w:t>La exactitud de 90 % es alta para un perceptrón sencillo, aunque todavía existe margen de mejora en la diferenciación de H e I.</w:t>
       </w:r>
     </w:p>
@@ -2779,9 +4193,13 @@
         <w:spacing w:after="60"/>
         <w:rPr>
           <w:rFonts w:hint="eastAsia"/>
+          <w:lang w:val="es-MX"/>
         </w:rPr>
       </w:pPr>
       <w:r>
+        <w:rPr>
+          <w:lang w:val="es-MX"/>
+        </w:rPr>
         <w:t>Los mapas de calor ayudan a interpretar qué posiciones de los 64 píxeles tuvieron mayor peso en cada neurona.</w:t>
       </w:r>
     </w:p>
@@ -2789,17 +4207,41 @@
       <w:pPr>
         <w:rPr>
           <w:rFonts w:hint="eastAsia"/>
+          <w:lang w:val="es-MX"/>
         </w:rPr>
       </w:pPr>
       <w:r>
-        <w:t>Una posible mejora consistiría en aumentar la variedad de imágenes, aplicar transformaciones controladas durante el entrenamiento o utilizar un criterio explícito para resolver empates, en lugar de aceptar automáticamente el primer índice producido por argmax.</w:t>
+        <w:rPr>
+          <w:lang w:val="es-MX"/>
+        </w:rPr>
+        <w:t xml:space="preserve">Una posible mejora consistiría en aumentar la variedad de imágenes, aplicar transformaciones controladas durante el entrenamiento o utilizar un criterio explícito para resolver empates, en lugar de aceptar automáticamente el primer índice producido por </w:t>
+      </w:r>
+      <w:proofErr w:type="spellStart"/>
+      <w:r>
+        <w:rPr>
+          <w:lang w:val="es-MX"/>
+        </w:rPr>
+        <w:t>argmax</w:t>
+      </w:r>
+      <w:proofErr w:type="spellEnd"/>
+      <w:r>
+        <w:rPr>
+          <w:lang w:val="es-MX"/>
+        </w:rPr>
+        <w:t>.</w:t>
       </w:r>
     </w:p>
     <w:p>
       <w:pPr>
         <w:pStyle w:val="Heading1"/>
+        <w:rPr>
+          <w:lang w:val="es-MX"/>
+        </w:rPr>
       </w:pPr>
       <w:r>
+        <w:rPr>
+          <w:lang w:val="es-MX"/>
+        </w:rPr>
         <w:t>Conclusión</w:t>
       </w:r>
     </w:p>
@@ -2807,29 +4249,54 @@
       <w:pPr>
         <w:rPr>
           <w:rFonts w:hint="eastAsia"/>
+          <w:lang w:val="es-MX"/>
         </w:rPr>
       </w:pPr>
       <w:r>
-        <w:t>El ejercicio permitió implementar un sistema de reconocimiento de las letras G, H e I mediante un perceptrón multicategoría. Las imágenes se procesaron en escala de grises, se convirtieron a tensores y se representaron mediante valores bipolares. El modelo utilizó 64 entradas, tres neuronas de salida, una tasa de aprendizaje de 0.01 y un umbral de 1.</w:t>
+        <w:rPr>
+          <w:lang w:val="es-MX"/>
+        </w:rPr>
+        <w:t xml:space="preserve">El ejercicio permitió implementar un sistema de reconocimiento de las letras G, H e I mediante un perceptrón </w:t>
+      </w:r>
+      <w:proofErr w:type="spellStart"/>
+      <w:r>
+        <w:rPr>
+          <w:lang w:val="es-MX"/>
+        </w:rPr>
+        <w:t>multicategoría</w:t>
+      </w:r>
+      <w:proofErr w:type="spellEnd"/>
+      <w:r>
+        <w:rPr>
+          <w:lang w:val="es-MX"/>
+        </w:rPr>
+        <w:t>. Las imágenes se procesaron en escala de grises, se convirtieron a tensores y se representaron mediante valores bipolares. El modelo utilizó 64 entradas, tres neuronas de salida, una tasa de aprendizaje de 0.01 y un umbral de 1.</w:t>
       </w:r>
     </w:p>
     <w:p>
       <w:pPr>
         <w:rPr>
           <w:rFonts w:hint="eastAsia"/>
+          <w:lang w:val="es-MX"/>
         </w:rPr>
       </w:pPr>
       <w:r>
+        <w:rPr>
+          <w:lang w:val="es-MX"/>
+        </w:rPr>
         <w:t xml:space="preserve">Después de 13 recorridos de entrenamiento, el sistema alcanzó una exactitud general de 90 %, con 27 predicciones correctas de 30. La letra G obtuvo 100 %, H obtuvo 80 % e I alcanzó 90 %. Los errores se </w:t>
       </w:r>
       <w:r>
+        <w:rPr>
+          <w:lang w:val="es-MX"/>
+        </w:rPr>
         <w:lastRenderedPageBreak/>
         <w:t>concentraron en predicciones hacia G, especialmente en casos ambiguos. Los mapas de calor permitieron visualizar la distribución de los pesos aprendidos y complementaron el análisis del comportamiento del modelo.</w:t>
       </w:r>
     </w:p>
     <w:sectPr>
-      <w:headerReference w:type="default" r:id="rId16"/>
-      <w:footerReference w:type="default" r:id="rId17"/>
+      <w:headerReference w:type="default" r:id="rId17"/>
+      <w:footerReference w:type="default" r:id="rId18"/>
       <w:pgSz w:w="12240" w:h="15840"/>
       <w:pgMar w:top="1008" w:right="1181" w:bottom="979" w:left="1181" w:header="720" w:footer="720" w:gutter="0"/>
       <w:cols w:space="720"/>
@@ -2878,12 +4345,14 @@
       <w:jc w:val="center"/>
       <w:rPr>
         <w:rFonts w:hint="eastAsia"/>
+        <w:lang w:val="es-MX"/>
       </w:rPr>
     </w:pPr>
     <w:r>
       <w:rPr>
         <w:color w:val="505A69"/>
         <w:sz w:val="16"/>
+        <w:lang w:val="es-MX"/>
       </w:rPr>
       <w:t>Reporte de reconocimiento de caracteres GHI</w:t>
     </w:r>
@@ -2930,12 +4399,14 @@
       <w:jc w:val="right"/>
       <w:rPr>
         <w:rFonts w:hint="eastAsia"/>
+        <w:lang w:val="es-MX"/>
       </w:rPr>
     </w:pPr>
     <w:r>
       <w:rPr>
         <w:color w:val="505A69"/>
         <w:sz w:val="16"/>
+        <w:lang w:val="es-MX"/>
       </w:rPr>
       <w:t>Sistemas Inteligentes | Reconocimiento G, H e I</w:t>
     </w:r>
@@ -3755,7 +5226,6 @@
   <w:style w:type="character" w:default="1" w:styleId="DefaultParagraphFont">
     <w:name w:val="Default Paragraph Font"/>
     <w:uiPriority w:val="1"/>
-    <w:semiHidden/>
     <w:unhideWhenUsed/>
   </w:style>
   <w:style w:type="table" w:default="1" w:styleId="TableNormal">
